--- a/Group-Proposal/Project_Proposal.docx
+++ b/Group-Proposal/Project_Proposal.docx
@@ -5,6 +5,7 @@
     <w:p>
       <w:pPr>
         <w:spacing w:before="100" w:beforeAutospacing="1" w:after="100" w:afterAutospacing="1" w:line="240" w:lineRule="auto"/>
+        <w:ind w:right="-90"/>
         <w:rPr>
           <w:rFonts w:ascii="Times New Roman" w:eastAsia="Times New Roman" w:hAnsi="Times New Roman" w:cs="Times New Roman"/>
           <w:kern w:val="0"/>
@@ -26,8 +27,8 @@
                 <wp:positionV relativeFrom="paragraph">
                   <wp:posOffset>357505</wp:posOffset>
                 </wp:positionV>
-                <wp:extent cx="1828800" cy="1464310"/>
-                <wp:effectExtent l="25400" t="25400" r="101600" b="97790"/>
+                <wp:extent cx="6635750" cy="1464310"/>
+                <wp:effectExtent l="25400" t="25400" r="107950" b="97790"/>
                 <wp:wrapSquare wrapText="bothSides"/>
                 <wp:docPr id="1472279430" name="Text Box 1"/>
                 <wp:cNvGraphicFramePr/>
@@ -38,7 +39,7 @@
                       <wps:spPr>
                         <a:xfrm>
                           <a:off x="0" y="0"/>
-                          <a:ext cx="1828800" cy="1464310"/>
+                          <a:ext cx="6635750" cy="1464310"/>
                         </a:xfrm>
                         <a:prstGeom prst="rect">
                           <a:avLst/>
@@ -109,7 +110,7 @@
                                 <w:szCs w:val="36"/>
                                 <w14:ligatures w14:val="none"/>
                               </w:rPr>
-                              <w:t>IMAGE SEGMENTATION</w:t>
+                              <w:t>DRIVER DROWSINESS DETECTION</w:t>
                             </w:r>
                             <w:r>
                               <w:rPr>
@@ -122,6 +123,14 @@
                                 <w14:ligatures w14:val="none"/>
                               </w:rPr>
                               <w:br/>
+                            </w:r>
+                            <w:r>
+                              <w:rPr>
+                                <w:rFonts w:ascii="Times New Roman" w:eastAsia="Times New Roman" w:hAnsi="Times New Roman" w:cs="Times New Roman"/>
+                                <w:kern w:val="0"/>
+                                <w14:ligatures w14:val="none"/>
+                              </w:rPr>
+                              <w:t xml:space="preserve">DATS </w:t>
                             </w:r>
                             <w:r>
                               <w:rPr>
@@ -193,7 +202,7 @@
                 <v:stroke joinstyle="miter"/>
                 <v:path gradientshapeok="t" o:connecttype="rect"/>
               </v:shapetype>
-              <v:shape id="Text Box 1" o:spid="_x0000_s1026" type="#_x0000_t202" style="position:absolute;margin-left:.25pt;margin-top:28.15pt;width:2in;height:115.3pt;z-index:251659264;visibility:visible;mso-wrap-style:none;mso-height-percent:0;mso-wrap-distance-left:9pt;mso-wrap-distance-top:0;mso-wrap-distance-right:9pt;mso-wrap-distance-bottom:0;mso-position-horizontal:absolute;mso-position-horizontal-relative:text;mso-position-vertical:absolute;mso-position-vertical-relative:text;mso-height-percent:0;mso-height-relative:margin;v-text-anchor:top" o:gfxdata="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" fillcolor="#d8d8d8 [2732]" strokeweight=".5pt">
+              <v:shape id="Text Box 1" o:spid="_x0000_s1026" type="#_x0000_t202" style="position:absolute;margin-left:.25pt;margin-top:28.15pt;width:522.5pt;height:115.3pt;z-index:251659264;visibility:visible;mso-wrap-style:none;mso-height-percent:0;mso-wrap-distance-left:9pt;mso-wrap-distance-top:0;mso-wrap-distance-right:9pt;mso-wrap-distance-bottom:0;mso-position-horizontal:absolute;mso-position-horizontal-relative:text;mso-position-vertical:absolute;mso-position-vertical-relative:text;mso-height-percent:0;mso-height-relative:margin;v-text-anchor:top" o:gfxdata="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" fillcolor="#d8d8d8 [2732]" strokeweight=".5pt">
                 <v:shadow on="t" color="black" opacity="26214f" origin="-.5,-.5" offset=".74836mm,.74836mm"/>
                 <v:textbox>
                   <w:txbxContent>
@@ -243,7 +252,7 @@
                           <w:szCs w:val="36"/>
                           <w14:ligatures w14:val="none"/>
                         </w:rPr>
-                        <w:t>IMAGE SEGMENTATION</w:t>
+                        <w:t>DRIVER DROWSINESS DETECTION</w:t>
                       </w:r>
                       <w:r>
                         <w:rPr>
@@ -256,6 +265,14 @@
                           <w14:ligatures w14:val="none"/>
                         </w:rPr>
                         <w:br/>
+                      </w:r>
+                      <w:r>
+                        <w:rPr>
+                          <w:rFonts w:ascii="Times New Roman" w:eastAsia="Times New Roman" w:hAnsi="Times New Roman" w:cs="Times New Roman"/>
+                          <w:kern w:val="0"/>
+                          <w14:ligatures w14:val="none"/>
+                        </w:rPr>
+                        <w:t xml:space="preserve">DATS </w:t>
                       </w:r>
                       <w:r>
                         <w:rPr>
@@ -343,6 +360,22 @@
       <w:r>
         <w:rPr>
           <w:rFonts w:ascii="Times New Roman" w:eastAsia="Times New Roman" w:hAnsi="Times New Roman" w:cs="Times New Roman"/>
+          <w:kern w:val="0"/>
+          <w14:ligatures w14:val="none"/>
+        </w:rPr>
+        <w:t xml:space="preserve"> </w:t>
+      </w:r>
+      <w:r>
+        <w:rPr>
+          <w:rFonts w:ascii="Times New Roman" w:eastAsia="Times New Roman" w:hAnsi="Times New Roman" w:cs="Times New Roman"/>
+          <w:kern w:val="0"/>
+          <w14:ligatures w14:val="none"/>
+        </w:rPr>
+        <w:t xml:space="preserve"> </w:t>
+      </w:r>
+      <w:r>
+        <w:rPr>
+          <w:rFonts w:ascii="Times New Roman" w:eastAsia="Times New Roman" w:hAnsi="Times New Roman" w:cs="Times New Roman"/>
           <w:b/>
           <w:bCs/>
           <w:kern w:val="0"/>
@@ -464,7 +497,7 @@
           <w:kern w:val="0"/>
         </w:rPr>
         <w:pict w14:anchorId="1717F889">
-          <v:rect id="_x0000_i1032" alt="" style="width:468pt;height:.05pt;mso-width-percent:0;mso-height-percent:0;mso-width-percent:0;mso-height-percent:0" o:hralign="center" o:hrstd="t" o:hr="t" fillcolor="#a0a0a0" stroked="f"/>
+          <v:rect id="_x0000_i1030" alt="" style="width:468pt;height:.05pt;mso-width-percent:0;mso-height-percent:0;mso-width-percent:0;mso-height-percent:0" o:hralign="center" o:hrstd="t" o:hr="t" fillcolor="#a0a0a0" stroked="f"/>
         </w:pict>
       </w:r>
     </w:p>
@@ -497,20 +530,21 @@
     </w:p>
     <w:p>
       <w:pPr>
-        <w:spacing w:before="100" w:beforeAutospacing="1" w:after="100" w:afterAutospacing="1" w:line="240" w:lineRule="auto"/>
-        <w:rPr>
-          <w:rFonts w:ascii="Times New Roman" w:eastAsia="Times New Roman" w:hAnsi="Times New Roman" w:cs="Times New Roman"/>
-          <w:kern w:val="0"/>
-          <w14:ligatures w14:val="none"/>
-        </w:rPr>
-      </w:pPr>
-      <w:r>
-        <w:rPr>
-          <w:rFonts w:ascii="Times New Roman" w:eastAsia="Times New Roman" w:hAnsi="Times New Roman" w:cs="Times New Roman"/>
-          <w:kern w:val="0"/>
-          <w14:ligatures w14:val="none"/>
-        </w:rPr>
-        <w:t xml:space="preserve">The chosen problem is </w:t>
+        <w:spacing w:after="0" w:line="240" w:lineRule="auto"/>
+        <w:jc w:val="both"/>
+        <w:rPr>
+          <w:rFonts w:ascii="Times New Roman" w:eastAsia="Times New Roman" w:hAnsi="Times New Roman" w:cs="Times New Roman"/>
+          <w:kern w:val="0"/>
+          <w14:ligatures w14:val="none"/>
+        </w:rPr>
+      </w:pPr>
+      <w:r>
+        <w:rPr>
+          <w:rFonts w:ascii="Times New Roman" w:eastAsia="Times New Roman" w:hAnsi="Times New Roman" w:cs="Times New Roman"/>
+          <w:kern w:val="0"/>
+          <w14:ligatures w14:val="none"/>
+        </w:rPr>
+        <w:t xml:space="preserve">Driver drowsiness is a major cause of road accidents worldwide, often leading to serious injuries or fatalities. To help prevent such incidents, we developed a </w:t>
       </w:r>
       <w:r>
         <w:rPr>
@@ -520,15 +554,23 @@
           <w:kern w:val="0"/>
           <w14:ligatures w14:val="none"/>
         </w:rPr>
-        <w:t>multi-class image classification</w:t>
-      </w:r>
-      <w:r>
-        <w:rPr>
-          <w:rFonts w:ascii="Times New Roman" w:eastAsia="Times New Roman" w:hAnsi="Times New Roman" w:cs="Times New Roman"/>
-          <w:kern w:val="0"/>
-          <w14:ligatures w14:val="none"/>
-        </w:rPr>
-        <w:t xml:space="preserve"> focused on urban object recognition. The objective is to classify street-level objects such as vehicles, pedestrians, traffic signs, and road infrastructure. This problem was selected due to its real-world significance in applications like autonomous driving and urban planning, as well as its complexity, which makes it ideal for applying and testing deep learning architectures.</w:t>
+        <w:t>Driver Drowsiness Detection System</w:t>
+      </w:r>
+      <w:r>
+        <w:rPr>
+          <w:rFonts w:ascii="Times New Roman" w:eastAsia="Times New Roman" w:hAnsi="Times New Roman" w:cs="Times New Roman"/>
+          <w:kern w:val="0"/>
+          <w14:ligatures w14:val="none"/>
+        </w:rPr>
+        <w:t xml:space="preserve"> that monitors a driver’s eye activity (open or closed) and yawning behavior in real-time, issuing alerts when signs of fatigue are detected.</w:t>
+      </w:r>
+      <w:r>
+        <w:rPr>
+          <w:rFonts w:ascii="Times New Roman" w:eastAsia="Times New Roman" w:hAnsi="Times New Roman" w:cs="Times New Roman"/>
+          <w:kern w:val="0"/>
+          <w14:ligatures w14:val="none"/>
+        </w:rPr>
+        <w:br/>
       </w:r>
     </w:p>
     <w:p>
@@ -543,16 +585,238 @@
       <w:r>
         <w:rPr>
           <w:rFonts w:ascii="Times New Roman" w:eastAsia="Times New Roman" w:hAnsi="Times New Roman" w:cs="Times New Roman"/>
-          <w:noProof/>
-          <w:kern w:val="0"/>
-        </w:rPr>
-        <w:pict w14:anchorId="59E0B304">
-          <v:rect id="_x0000_i1031" alt="" style="width:468pt;height:.05pt;mso-width-percent:0;mso-height-percent:0;mso-width-percent:0;mso-height-percent:0" o:hralign="center" o:hrstd="t" o:hr="t" fillcolor="#a0a0a0" stroked="f"/>
-        </w:pict>
+          <w:kern w:val="0"/>
+          <w14:ligatures w14:val="none"/>
+        </w:rPr>
+        <w:t>We used two Kaggle datasets for this project:</w:t>
+      </w:r>
+      <w:r>
+        <w:rPr>
+          <w:rFonts w:ascii="Times New Roman" w:eastAsia="Times New Roman" w:hAnsi="Times New Roman" w:cs="Times New Roman"/>
+          <w:kern w:val="0"/>
+          <w14:ligatures w14:val="none"/>
+        </w:rPr>
+        <w:br/>
       </w:r>
     </w:p>
     <w:p>
       <w:pPr>
+        <w:numPr>
+          <w:ilvl w:val="0"/>
+          <w:numId w:val="4"/>
+        </w:numPr>
+        <w:spacing w:after="0" w:line="240" w:lineRule="auto"/>
+        <w:rPr>
+          <w:rFonts w:ascii="Times New Roman" w:eastAsia="Times New Roman" w:hAnsi="Times New Roman" w:cs="Times New Roman"/>
+          <w:kern w:val="0"/>
+          <w14:ligatures w14:val="none"/>
+        </w:rPr>
+      </w:pPr>
+      <w:hyperlink r:id="rId5" w:tgtFrame="_new" w:history="1">
+        <w:r>
+          <w:rPr>
+            <w:rStyle w:val="Hyperlink"/>
+            <w:rFonts w:ascii="Times New Roman" w:eastAsia="Times New Roman" w:hAnsi="Times New Roman" w:cs="Times New Roman"/>
+            <w:b/>
+            <w:bCs/>
+            <w:color w:val="215E99" w:themeColor="text2" w:themeTint="BF"/>
+            <w:kern w:val="0"/>
+            <w:u w:val="none"/>
+            <w14:ligatures w14:val="none"/>
+          </w:rPr>
+          <w:t>Eye Gaze D</w:t>
+        </w:r>
+        <w:r>
+          <w:rPr>
+            <w:rStyle w:val="Hyperlink"/>
+            <w:rFonts w:ascii="Times New Roman" w:eastAsia="Times New Roman" w:hAnsi="Times New Roman" w:cs="Times New Roman"/>
+            <w:b/>
+            <w:bCs/>
+            <w:color w:val="215E99" w:themeColor="text2" w:themeTint="BF"/>
+            <w:kern w:val="0"/>
+            <w:u w:val="none"/>
+            <w14:ligatures w14:val="none"/>
+          </w:rPr>
+          <w:t>e</w:t>
+        </w:r>
+        <w:r>
+          <w:rPr>
+            <w:rStyle w:val="Hyperlink"/>
+            <w:rFonts w:ascii="Times New Roman" w:eastAsia="Times New Roman" w:hAnsi="Times New Roman" w:cs="Times New Roman"/>
+            <w:b/>
+            <w:bCs/>
+            <w:color w:val="215E99" w:themeColor="text2" w:themeTint="BF"/>
+            <w:kern w:val="0"/>
+            <w:u w:val="none"/>
+            <w14:ligatures w14:val="none"/>
+          </w:rPr>
+          <w:t>tection</w:t>
+        </w:r>
+      </w:hyperlink>
+      <w:r>
+        <w:rPr>
+          <w:rFonts w:ascii="Times New Roman" w:eastAsia="Times New Roman" w:hAnsi="Times New Roman" w:cs="Times New Roman"/>
+          <w:color w:val="215E99" w:themeColor="text2" w:themeTint="BF"/>
+          <w:kern w:val="0"/>
+          <w14:ligatures w14:val="none"/>
+        </w:rPr>
+        <w:t xml:space="preserve"> </w:t>
+      </w:r>
+      <w:r>
+        <w:rPr>
+          <w:rFonts w:ascii="Times New Roman" w:eastAsia="Times New Roman" w:hAnsi="Times New Roman" w:cs="Times New Roman"/>
+          <w:kern w:val="0"/>
+          <w14:ligatures w14:val="none"/>
+        </w:rPr>
+        <w:t>-</w:t>
+      </w:r>
+      <w:r>
+        <w:rPr>
+          <w:rFonts w:ascii="Times New Roman" w:eastAsia="Times New Roman" w:hAnsi="Times New Roman" w:cs="Times New Roman"/>
+          <w:kern w:val="0"/>
+          <w14:ligatures w14:val="none"/>
+        </w:rPr>
+        <w:t xml:space="preserve"> to classify eye states (open/closed).</w:t>
+      </w:r>
+    </w:p>
+    <w:p>
+      <w:pPr>
+        <w:numPr>
+          <w:ilvl w:val="0"/>
+          <w:numId w:val="4"/>
+        </w:numPr>
+        <w:spacing w:after="0" w:line="240" w:lineRule="auto"/>
+        <w:rPr>
+          <w:rFonts w:ascii="Times New Roman" w:eastAsia="Times New Roman" w:hAnsi="Times New Roman" w:cs="Times New Roman"/>
+          <w:kern w:val="0"/>
+          <w14:ligatures w14:val="none"/>
+        </w:rPr>
+      </w:pPr>
+      <w:hyperlink r:id="rId6" w:tgtFrame="_new" w:history="1">
+        <w:r>
+          <w:rPr>
+            <w:rStyle w:val="Hyperlink"/>
+            <w:rFonts w:ascii="Times New Roman" w:eastAsia="Times New Roman" w:hAnsi="Times New Roman" w:cs="Times New Roman"/>
+            <w:b/>
+            <w:bCs/>
+            <w:color w:val="215E99" w:themeColor="text2" w:themeTint="BF"/>
+            <w:kern w:val="0"/>
+            <w:u w:val="none"/>
+            <w14:ligatures w14:val="none"/>
+          </w:rPr>
+          <w:t>Drowsiness Dete</w:t>
+        </w:r>
+        <w:r>
+          <w:rPr>
+            <w:rStyle w:val="Hyperlink"/>
+            <w:rFonts w:ascii="Times New Roman" w:eastAsia="Times New Roman" w:hAnsi="Times New Roman" w:cs="Times New Roman"/>
+            <w:b/>
+            <w:bCs/>
+            <w:color w:val="215E99" w:themeColor="text2" w:themeTint="BF"/>
+            <w:kern w:val="0"/>
+            <w:u w:val="none"/>
+            <w14:ligatures w14:val="none"/>
+          </w:rPr>
+          <w:t>c</w:t>
+        </w:r>
+        <w:r>
+          <w:rPr>
+            <w:rStyle w:val="Hyperlink"/>
+            <w:rFonts w:ascii="Times New Roman" w:eastAsia="Times New Roman" w:hAnsi="Times New Roman" w:cs="Times New Roman"/>
+            <w:b/>
+            <w:bCs/>
+            <w:color w:val="215E99" w:themeColor="text2" w:themeTint="BF"/>
+            <w:kern w:val="0"/>
+            <w:u w:val="none"/>
+            <w14:ligatures w14:val="none"/>
+          </w:rPr>
+          <w:t>tion</w:t>
+        </w:r>
+      </w:hyperlink>
+      <w:r>
+        <w:rPr>
+          <w:rFonts w:ascii="Times New Roman" w:eastAsia="Times New Roman" w:hAnsi="Times New Roman" w:cs="Times New Roman"/>
+          <w:kern w:val="0"/>
+          <w14:ligatures w14:val="none"/>
+        </w:rPr>
+        <w:t xml:space="preserve"> </w:t>
+      </w:r>
+      <w:r>
+        <w:rPr>
+          <w:rFonts w:ascii="Times New Roman" w:eastAsia="Times New Roman" w:hAnsi="Times New Roman" w:cs="Times New Roman"/>
+          <w:kern w:val="0"/>
+          <w14:ligatures w14:val="none"/>
+        </w:rPr>
+        <w:t>-</w:t>
+      </w:r>
+      <w:r>
+        <w:rPr>
+          <w:rFonts w:ascii="Times New Roman" w:eastAsia="Times New Roman" w:hAnsi="Times New Roman" w:cs="Times New Roman"/>
+          <w:kern w:val="0"/>
+          <w14:ligatures w14:val="none"/>
+        </w:rPr>
+        <w:t xml:space="preserve"> to detect yawning and overall drowsy behavior.</w:t>
+      </w:r>
+      <w:r>
+        <w:rPr>
+          <w:rFonts w:ascii="Times New Roman" w:eastAsia="Times New Roman" w:hAnsi="Times New Roman" w:cs="Times New Roman"/>
+          <w:kern w:val="0"/>
+          <w14:ligatures w14:val="none"/>
+        </w:rPr>
+        <w:br/>
+      </w:r>
+    </w:p>
+    <w:p>
+      <w:pPr>
+        <w:spacing w:after="0" w:line="240" w:lineRule="auto"/>
+        <w:jc w:val="both"/>
+        <w:rPr>
+          <w:rFonts w:ascii="Times New Roman" w:eastAsia="Times New Roman" w:hAnsi="Times New Roman" w:cs="Times New Roman"/>
+          <w:kern w:val="0"/>
+          <w14:ligatures w14:val="none"/>
+        </w:rPr>
+      </w:pPr>
+      <w:r>
+        <w:rPr>
+          <w:rFonts w:ascii="Times New Roman" w:eastAsia="Times New Roman" w:hAnsi="Times New Roman" w:cs="Times New Roman"/>
+          <w:kern w:val="0"/>
+          <w14:ligatures w14:val="none"/>
+        </w:rPr>
+        <w:t>This system aims to enhance road safety by providing timely warnings, making it a practical addition to modern driver-assistance technologies.</w:t>
+      </w:r>
+    </w:p>
+    <w:p>
+      <w:pPr>
+        <w:spacing w:after="0" w:line="240" w:lineRule="auto"/>
+        <w:rPr>
+          <w:rFonts w:ascii="Times New Roman" w:eastAsia="Times New Roman" w:hAnsi="Times New Roman" w:cs="Times New Roman"/>
+          <w:kern w:val="0"/>
+          <w14:ligatures w14:val="none"/>
+        </w:rPr>
+      </w:pPr>
+    </w:p>
+    <w:p>
+      <w:pPr>
+        <w:spacing w:after="0" w:line="240" w:lineRule="auto"/>
+        <w:rPr>
+          <w:rFonts w:ascii="Times New Roman" w:eastAsia="Times New Roman" w:hAnsi="Times New Roman" w:cs="Times New Roman"/>
+          <w:kern w:val="0"/>
+          <w14:ligatures w14:val="none"/>
+        </w:rPr>
+      </w:pPr>
+      <w:r>
+        <w:rPr>
+          <w:rFonts w:ascii="Times New Roman" w:eastAsia="Times New Roman" w:hAnsi="Times New Roman" w:cs="Times New Roman"/>
+          <w:noProof/>
+          <w:kern w:val="0"/>
+        </w:rPr>
+        <w:pict w14:anchorId="59E0B304">
+          <v:rect id="_x0000_i1029" alt="" style="width:468pt;height:.05pt;mso-width-percent:0;mso-height-percent:0;mso-width-percent:0;mso-height-percent:0" o:hralign="center" o:hrstd="t" o:hr="t" fillcolor="#a0a0a0" stroked="f"/>
+        </w:pict>
+      </w:r>
+    </w:p>
+    <w:p>
+      <w:pPr>
         <w:spacing w:before="100" w:beforeAutospacing="1" w:after="100" w:afterAutospacing="1" w:line="240" w:lineRule="auto"/>
         <w:outlineLvl w:val="2"/>
         <w:rPr>
@@ -580,21 +844,43 @@
     </w:p>
     <w:p>
       <w:pPr>
-        <w:spacing w:before="100" w:beforeAutospacing="1" w:after="100" w:afterAutospacing="1" w:line="240" w:lineRule="auto"/>
-        <w:rPr>
-          <w:rFonts w:ascii="Times New Roman" w:eastAsia="Times New Roman" w:hAnsi="Times New Roman" w:cs="Times New Roman"/>
-          <w:kern w:val="0"/>
-          <w14:ligatures w14:val="none"/>
-        </w:rPr>
-      </w:pPr>
-      <w:r>
-        <w:rPr>
-          <w:rFonts w:ascii="Times New Roman" w:eastAsia="Times New Roman" w:hAnsi="Times New Roman" w:cs="Times New Roman"/>
-          <w:kern w:val="0"/>
-          <w14:ligatures w14:val="none"/>
-        </w:rPr>
-        <w:t xml:space="preserve">The project utilizes the </w:t>
-      </w:r>
+        <w:spacing w:after="0" w:line="240" w:lineRule="auto"/>
+        <w:rPr>
+          <w:rFonts w:ascii="Times New Roman" w:eastAsia="Times New Roman" w:hAnsi="Times New Roman" w:cs="Times New Roman"/>
+          <w:kern w:val="0"/>
+          <w14:ligatures w14:val="none"/>
+        </w:rPr>
+      </w:pPr>
+      <w:r>
+        <w:rPr>
+          <w:rFonts w:ascii="Times New Roman" w:eastAsia="Times New Roman" w:hAnsi="Times New Roman" w:cs="Times New Roman"/>
+          <w:kern w:val="0"/>
+          <w14:ligatures w14:val="none"/>
+        </w:rPr>
+        <w:t>For this project, we used two publicly available image datasets from Kaggle, each designed to support key aspects of driver drowsiness detection:</w:t>
+      </w:r>
+      <w:r>
+        <w:rPr>
+          <w:rFonts w:ascii="Times New Roman" w:eastAsia="Times New Roman" w:hAnsi="Times New Roman" w:cs="Times New Roman"/>
+          <w:kern w:val="0"/>
+          <w14:ligatures w14:val="none"/>
+        </w:rPr>
+        <w:br/>
+      </w:r>
+    </w:p>
+    <w:p>
+      <w:pPr>
+        <w:numPr>
+          <w:ilvl w:val="0"/>
+          <w:numId w:val="5"/>
+        </w:numPr>
+        <w:spacing w:after="0" w:line="240" w:lineRule="auto"/>
+        <w:rPr>
+          <w:rFonts w:ascii="Times New Roman" w:eastAsia="Times New Roman" w:hAnsi="Times New Roman" w:cs="Times New Roman"/>
+          <w:kern w:val="0"/>
+          <w14:ligatures w14:val="none"/>
+        </w:rPr>
+      </w:pPr>
       <w:r>
         <w:rPr>
           <w:rFonts w:ascii="Times New Roman" w:eastAsia="Times New Roman" w:hAnsi="Times New Roman" w:cs="Times New Roman"/>
@@ -603,17 +889,39 @@
           <w:kern w:val="0"/>
           <w14:ligatures w14:val="none"/>
         </w:rPr>
-        <w:t>Cityscapes Dataset</w:t>
-      </w:r>
-      <w:r>
-        <w:rPr>
-          <w:rFonts w:ascii="Times New Roman" w:eastAsia="Times New Roman" w:hAnsi="Times New Roman" w:cs="Times New Roman"/>
-          <w:kern w:val="0"/>
-          <w14:ligatures w14:val="none"/>
-        </w:rPr>
-        <w:t xml:space="preserve">, complemented by the </w:t>
-      </w:r>
-      <w:proofErr w:type="spellStart"/>
+        <w:t>Drowsiness Detection Dataset</w:t>
+      </w:r>
+      <w:r>
+        <w:rPr>
+          <w:rFonts w:ascii="Times New Roman" w:eastAsia="Times New Roman" w:hAnsi="Times New Roman" w:cs="Times New Roman"/>
+          <w:kern w:val="0"/>
+          <w14:ligatures w14:val="none"/>
+        </w:rPr>
+        <w:br/>
+        <w:t>This dataset includes facial images categorized into four classes: open eyes, closed eyes, yawning, and not yawning. It is designed to help detect signs of fatigue by analyzing both eye state and mouth activity.</w:t>
+      </w:r>
+      <w:r>
+        <w:rPr>
+          <w:rFonts w:ascii="Times New Roman" w:eastAsia="Times New Roman" w:hAnsi="Times New Roman" w:cs="Times New Roman"/>
+          <w:kern w:val="0"/>
+          <w14:ligatures w14:val="none"/>
+        </w:rPr>
+        <w:br/>
+      </w:r>
+    </w:p>
+    <w:p>
+      <w:pPr>
+        <w:numPr>
+          <w:ilvl w:val="0"/>
+          <w:numId w:val="5"/>
+        </w:numPr>
+        <w:spacing w:after="0" w:line="240" w:lineRule="auto"/>
+        <w:rPr>
+          <w:rFonts w:ascii="Times New Roman" w:eastAsia="Times New Roman" w:hAnsi="Times New Roman" w:cs="Times New Roman"/>
+          <w:kern w:val="0"/>
+          <w14:ligatures w14:val="none"/>
+        </w:rPr>
+      </w:pPr>
       <w:r>
         <w:rPr>
           <w:rFonts w:ascii="Times New Roman" w:eastAsia="Times New Roman" w:hAnsi="Times New Roman" w:cs="Times New Roman"/>
@@ -622,26 +930,74 @@
           <w:kern w:val="0"/>
           <w14:ligatures w14:val="none"/>
         </w:rPr>
-        <w:t>Mapillary</w:t>
-      </w:r>
-      <w:proofErr w:type="spellEnd"/>
+        <w:t>Eye Gaze Detection Dataset</w:t>
+      </w:r>
+      <w:r>
+        <w:rPr>
+          <w:rFonts w:ascii="Times New Roman" w:eastAsia="Times New Roman" w:hAnsi="Times New Roman" w:cs="Times New Roman"/>
+          <w:kern w:val="0"/>
+          <w14:ligatures w14:val="none"/>
+        </w:rPr>
+        <w:br/>
+        <w:t>This dataset contains labeled images of eyes looking in different directions (e.g., top-left, bottom-center, middle-right). It helps in tracking eye movement and determining whether the driver is focused or distracted.</w:t>
+      </w:r>
+      <w:r>
+        <w:rPr>
+          <w:rFonts w:ascii="Times New Roman" w:eastAsia="Times New Roman" w:hAnsi="Times New Roman" w:cs="Times New Roman"/>
+          <w:kern w:val="0"/>
+          <w14:ligatures w14:val="none"/>
+        </w:rPr>
+        <w:br/>
+      </w:r>
+    </w:p>
+    <w:p>
+      <w:pPr>
+        <w:spacing w:after="0" w:line="240" w:lineRule="auto"/>
+        <w:rPr>
+          <w:rFonts w:ascii="Times New Roman" w:eastAsia="Times New Roman" w:hAnsi="Times New Roman" w:cs="Times New Roman"/>
+          <w:kern w:val="0"/>
+          <w14:ligatures w14:val="none"/>
+        </w:rPr>
+      </w:pPr>
+      <w:r>
+        <w:rPr>
+          <w:rFonts w:ascii="Times New Roman" w:eastAsia="Times New Roman" w:hAnsi="Times New Roman" w:cs="Times New Roman"/>
+          <w:kern w:val="0"/>
+          <w14:ligatures w14:val="none"/>
+        </w:rPr>
+        <w:t>Both datasets are well-balanced and contain thousands of labeled images, making them suitable for training deep learning models for real-time drowsiness detection.</w:t>
+      </w:r>
+    </w:p>
+    <w:p>
+      <w:pPr>
+        <w:spacing w:after="0" w:line="240" w:lineRule="auto"/>
+        <w:rPr>
+          <w:rFonts w:ascii="Times New Roman" w:eastAsia="Times New Roman" w:hAnsi="Times New Roman" w:cs="Times New Roman"/>
+          <w:kern w:val="0"/>
+          <w14:ligatures w14:val="none"/>
+        </w:rPr>
+      </w:pPr>
+    </w:p>
+    <w:p>
+      <w:pPr>
+        <w:spacing w:after="0" w:line="240" w:lineRule="auto"/>
+        <w:rPr>
+          <w:rFonts w:ascii="Times New Roman" w:eastAsia="Times New Roman" w:hAnsi="Times New Roman" w:cs="Times New Roman"/>
+          <w:kern w:val="0"/>
+          <w14:ligatures w14:val="none"/>
+        </w:rPr>
+      </w:pPr>
       <w:r>
         <w:rPr>
           <w:rFonts w:ascii="Times New Roman" w:eastAsia="Times New Roman" w:hAnsi="Times New Roman" w:cs="Times New Roman"/>
           <w:b/>
           <w:bCs/>
           <w:kern w:val="0"/>
-          <w14:ligatures w14:val="none"/>
-        </w:rPr>
-        <w:t xml:space="preserve"> Vistas Dataset</w:t>
-      </w:r>
-      <w:r>
-        <w:rPr>
-          <w:rFonts w:ascii="Times New Roman" w:eastAsia="Times New Roman" w:hAnsi="Times New Roman" w:cs="Times New Roman"/>
-          <w:kern w:val="0"/>
-          <w14:ligatures w14:val="none"/>
-        </w:rPr>
-        <w:t xml:space="preserve">. Together, these datasets provide over </w:t>
+          <w:sz w:val="27"/>
+          <w:szCs w:val="27"/>
+          <w14:ligatures w14:val="none"/>
+        </w:rPr>
+        <w:t>Network Architecture</w:t>
       </w:r>
       <w:r>
         <w:rPr>
@@ -649,17 +1005,11 @@
           <w:b/>
           <w:bCs/>
           <w:kern w:val="0"/>
-          <w14:ligatures w14:val="none"/>
-        </w:rPr>
-        <w:t>90,000 annotated high-resolution images</w:t>
-      </w:r>
-      <w:r>
-        <w:rPr>
-          <w:rFonts w:ascii="Times New Roman" w:eastAsia="Times New Roman" w:hAnsi="Times New Roman" w:cs="Times New Roman"/>
-          <w:kern w:val="0"/>
-          <w14:ligatures w14:val="none"/>
-        </w:rPr>
-        <w:t xml:space="preserve"> representing diverse urban environments and object classes. The datasets are large and varied enough to effectively train deep convolutional networks and explore advanced model architectures with minimal overfitting.</w:t>
+          <w:sz w:val="27"/>
+          <w:szCs w:val="27"/>
+          <w14:ligatures w14:val="none"/>
+        </w:rPr>
+        <w:br/>
       </w:r>
     </w:p>
     <w:p>
@@ -674,16 +1024,142 @@
       <w:r>
         <w:rPr>
           <w:rFonts w:ascii="Times New Roman" w:eastAsia="Times New Roman" w:hAnsi="Times New Roman" w:cs="Times New Roman"/>
-          <w:noProof/>
-          <w:kern w:val="0"/>
-        </w:rPr>
-        <w:pict w14:anchorId="1C40859C">
-          <v:rect id="_x0000_i1030" alt="" style="width:468pt;height:.05pt;mso-width-percent:0;mso-height-percent:0;mso-width-percent:0;mso-height-percent:0" o:hralign="center" o:hrstd="t" o:hr="t" fillcolor="#a0a0a0" stroked="f"/>
-        </w:pict>
+          <w:kern w:val="0"/>
+          <w14:ligatures w14:val="none"/>
+        </w:rPr>
+        <w:t xml:space="preserve">Our initial approach utilizes a </w:t>
+      </w:r>
+      <w:r>
+        <w:rPr>
+          <w:rFonts w:ascii="Times New Roman" w:eastAsia="Times New Roman" w:hAnsi="Times New Roman" w:cs="Times New Roman"/>
+          <w:b/>
+          <w:bCs/>
+          <w:kern w:val="0"/>
+          <w14:ligatures w14:val="none"/>
+        </w:rPr>
+        <w:t>Convolutional Neural Network (CNN)</w:t>
+      </w:r>
+      <w:r>
+        <w:rPr>
+          <w:rFonts w:ascii="Times New Roman" w:eastAsia="Times New Roman" w:hAnsi="Times New Roman" w:cs="Times New Roman"/>
+          <w:kern w:val="0"/>
+          <w14:ligatures w14:val="none"/>
+        </w:rPr>
+        <w:t xml:space="preserve"> trained on 2D facial inputs, specifically cropped eye and mouth regions. During training, intermediate feature maps are extracted to visualize the network’s learned spatial hierarchies and confirm attention to semantically relevant areas.</w:t>
       </w:r>
     </w:p>
     <w:p>
       <w:pPr>
+        <w:spacing w:after="0" w:line="240" w:lineRule="auto"/>
+        <w:rPr>
+          <w:rFonts w:ascii="Times New Roman" w:eastAsia="Times New Roman" w:hAnsi="Times New Roman" w:cs="Times New Roman"/>
+          <w:kern w:val="0"/>
+          <w14:ligatures w14:val="none"/>
+        </w:rPr>
+      </w:pPr>
+      <w:r>
+        <w:rPr>
+          <w:rFonts w:ascii="Times New Roman" w:eastAsia="Times New Roman" w:hAnsi="Times New Roman" w:cs="Times New Roman"/>
+          <w:kern w:val="0"/>
+          <w14:ligatures w14:val="none"/>
+        </w:rPr>
+        <w:br/>
+      </w:r>
+      <w:r>
+        <w:rPr>
+          <w:rFonts w:ascii="Times New Roman" w:eastAsia="Times New Roman" w:hAnsi="Times New Roman" w:cs="Times New Roman"/>
+          <w:kern w:val="0"/>
+          <w14:ligatures w14:val="none"/>
+        </w:rPr>
+        <w:t xml:space="preserve">For real-time inference, </w:t>
+      </w:r>
+      <w:r>
+        <w:rPr>
+          <w:rFonts w:ascii="Times New Roman" w:eastAsia="Times New Roman" w:hAnsi="Times New Roman" w:cs="Times New Roman"/>
+          <w:b/>
+          <w:bCs/>
+          <w:kern w:val="0"/>
+          <w14:ligatures w14:val="none"/>
+        </w:rPr>
+        <w:t>OpenCV</w:t>
+      </w:r>
+      <w:r>
+        <w:rPr>
+          <w:rFonts w:ascii="Times New Roman" w:eastAsia="Times New Roman" w:hAnsi="Times New Roman" w:cs="Times New Roman"/>
+          <w:kern w:val="0"/>
+          <w14:ligatures w14:val="none"/>
+        </w:rPr>
+        <w:t xml:space="preserve"> is used to capture video frames, detect facial landmarks, and extract eye and mouth regions. Upon detecting prolonged eye closure or yawning, the system triggers an alert. To enhance performance and generalization, we plan to incorporate </w:t>
+      </w:r>
+      <w:r>
+        <w:rPr>
+          <w:rFonts w:ascii="Times New Roman" w:eastAsia="Times New Roman" w:hAnsi="Times New Roman" w:cs="Times New Roman"/>
+          <w:b/>
+          <w:bCs/>
+          <w:kern w:val="0"/>
+          <w14:ligatures w14:val="none"/>
+        </w:rPr>
+        <w:t>pretrained</w:t>
+      </w:r>
+      <w:r>
+        <w:rPr>
+          <w:rFonts w:ascii="Times New Roman" w:eastAsia="Times New Roman" w:hAnsi="Times New Roman" w:cs="Times New Roman"/>
+          <w:kern w:val="0"/>
+          <w14:ligatures w14:val="none"/>
+        </w:rPr>
+        <w:t xml:space="preserve"> </w:t>
+      </w:r>
+      <w:r>
+        <w:rPr>
+          <w:rFonts w:ascii="Times New Roman" w:eastAsia="Times New Roman" w:hAnsi="Times New Roman" w:cs="Times New Roman"/>
+          <w:b/>
+          <w:bCs/>
+          <w:kern w:val="0"/>
+          <w14:ligatures w14:val="none"/>
+        </w:rPr>
+        <w:t>architectures</w:t>
+      </w:r>
+      <w:r>
+        <w:rPr>
+          <w:rFonts w:ascii="Times New Roman" w:eastAsia="Times New Roman" w:hAnsi="Times New Roman" w:cs="Times New Roman"/>
+          <w:kern w:val="0"/>
+          <w14:ligatures w14:val="none"/>
+        </w:rPr>
+        <w:t>, enabling transfer learning with minimal architectural adjustments.</w:t>
+      </w:r>
+    </w:p>
+    <w:p>
+      <w:pPr>
+        <w:spacing w:after="0" w:line="240" w:lineRule="auto"/>
+        <w:rPr>
+          <w:rFonts w:ascii="Times New Roman" w:eastAsia="Times New Roman" w:hAnsi="Times New Roman" w:cs="Times New Roman"/>
+          <w:kern w:val="0"/>
+          <w14:ligatures w14:val="none"/>
+        </w:rPr>
+      </w:pPr>
+    </w:p>
+    <w:p>
+      <w:pPr>
+        <w:spacing w:after="0" w:line="240" w:lineRule="auto"/>
+        <w:rPr>
+          <w:rFonts w:ascii="Times New Roman" w:eastAsia="Times New Roman" w:hAnsi="Times New Roman" w:cs="Times New Roman"/>
+          <w:kern w:val="0"/>
+          <w14:ligatures w14:val="none"/>
+        </w:rPr>
+      </w:pPr>
+      <w:r>
+        <w:rPr>
+          <w:rFonts w:ascii="Times New Roman" w:eastAsia="Times New Roman" w:hAnsi="Times New Roman" w:cs="Times New Roman"/>
+          <w:noProof/>
+          <w:kern w:val="0"/>
+        </w:rPr>
+        <w:pict w14:anchorId="72526D63">
+          <v:rect id="_x0000_i1028" alt="" style="width:468pt;height:.05pt;mso-width-percent:0;mso-height-percent:0;mso-width-percent:0;mso-height-percent:0" o:hralign="center" o:hrstd="t" o:hr="t" fillcolor="#a0a0a0" stroked="f"/>
+        </w:pict>
+      </w:r>
+    </w:p>
+    <w:p>
+      <w:pPr>
         <w:spacing w:before="100" w:beforeAutospacing="1" w:after="100" w:afterAutospacing="1" w:line="240" w:lineRule="auto"/>
         <w:outlineLvl w:val="2"/>
         <w:rPr>
@@ -706,25 +1182,25 @@
           <w:szCs w:val="27"/>
           <w14:ligatures w14:val="none"/>
         </w:rPr>
-        <w:t>Network Architecture</w:t>
+        <w:t>Implementation Framework</w:t>
       </w:r>
     </w:p>
     <w:p>
       <w:pPr>
-        <w:spacing w:before="100" w:beforeAutospacing="1" w:after="100" w:afterAutospacing="1" w:line="240" w:lineRule="auto"/>
-        <w:rPr>
-          <w:rFonts w:ascii="Times New Roman" w:eastAsia="Times New Roman" w:hAnsi="Times New Roman" w:cs="Times New Roman"/>
-          <w:kern w:val="0"/>
-          <w14:ligatures w14:val="none"/>
-        </w:rPr>
-      </w:pPr>
-      <w:r>
-        <w:rPr>
-          <w:rFonts w:ascii="Times New Roman" w:eastAsia="Times New Roman" w:hAnsi="Times New Roman" w:cs="Times New Roman"/>
-          <w:kern w:val="0"/>
-          <w14:ligatures w14:val="none"/>
-        </w:rPr>
-        <w:t xml:space="preserve">The baseline model will be a </w:t>
+        <w:spacing w:after="0" w:line="240" w:lineRule="auto"/>
+        <w:rPr>
+          <w:rFonts w:ascii="Times New Roman" w:eastAsia="Times New Roman" w:hAnsi="Times New Roman" w:cs="Times New Roman"/>
+          <w:kern w:val="0"/>
+          <w14:ligatures w14:val="none"/>
+        </w:rPr>
+      </w:pPr>
+      <w:r>
+        <w:rPr>
+          <w:rFonts w:ascii="Times New Roman" w:eastAsia="Times New Roman" w:hAnsi="Times New Roman" w:cs="Times New Roman"/>
+          <w:kern w:val="0"/>
+          <w14:ligatures w14:val="none"/>
+        </w:rPr>
+        <w:t xml:space="preserve">We use </w:t>
       </w:r>
       <w:r>
         <w:rPr>
@@ -734,16 +1210,17 @@
           <w:kern w:val="0"/>
           <w14:ligatures w14:val="none"/>
         </w:rPr>
-        <w:t>ResNet-50 Convolutional Neural Network</w:t>
-      </w:r>
-      <w:r>
-        <w:rPr>
-          <w:rFonts w:ascii="Times New Roman" w:eastAsia="Times New Roman" w:hAnsi="Times New Roman" w:cs="Times New Roman"/>
-          <w:kern w:val="0"/>
-          <w14:ligatures w14:val="none"/>
-        </w:rPr>
-        <w:t xml:space="preserve">, which will be </w:t>
-      </w:r>
+        <w:t>TensorFlow</w:t>
+      </w:r>
+      <w:r>
+        <w:rPr>
+          <w:rFonts w:ascii="Times New Roman" w:eastAsia="Times New Roman" w:hAnsi="Times New Roman" w:cs="Times New Roman"/>
+          <w:kern w:val="0"/>
+          <w14:ligatures w14:val="none"/>
+        </w:rPr>
+        <w:t xml:space="preserve"> with </w:t>
+      </w:r>
+      <w:proofErr w:type="spellStart"/>
       <w:r>
         <w:rPr>
           <w:rFonts w:ascii="Times New Roman" w:eastAsia="Times New Roman" w:hAnsi="Times New Roman" w:cs="Times New Roman"/>
@@ -752,398 +1229,91 @@
           <w:kern w:val="0"/>
           <w14:ligatures w14:val="none"/>
         </w:rPr>
-        <w:t>customized</w:t>
-      </w:r>
-      <w:r>
-        <w:rPr>
-          <w:rFonts w:ascii="Times New Roman" w:eastAsia="Times New Roman" w:hAnsi="Times New Roman" w:cs="Times New Roman"/>
-          <w:kern w:val="0"/>
-          <w14:ligatures w14:val="none"/>
-        </w:rPr>
-        <w:t xml:space="preserve"> to enhance performance. Planned modifications include:</w:t>
+        <w:t>Keras</w:t>
+      </w:r>
+      <w:proofErr w:type="spellEnd"/>
+      <w:r>
+        <w:rPr>
+          <w:rFonts w:ascii="Times New Roman" w:eastAsia="Times New Roman" w:hAnsi="Times New Roman" w:cs="Times New Roman"/>
+          <w:kern w:val="0"/>
+          <w14:ligatures w14:val="none"/>
+        </w:rPr>
+        <w:t xml:space="preserve"> for building and training our CNN models, benefiting from its modular design and GPU support for efficient experimentation. </w:t>
+      </w:r>
+      <w:r>
+        <w:rPr>
+          <w:rFonts w:ascii="Times New Roman" w:eastAsia="Times New Roman" w:hAnsi="Times New Roman" w:cs="Times New Roman"/>
+          <w:b/>
+          <w:bCs/>
+          <w:kern w:val="0"/>
+          <w14:ligatures w14:val="none"/>
+        </w:rPr>
+        <w:t>OpenCV</w:t>
+      </w:r>
+      <w:r>
+        <w:rPr>
+          <w:rFonts w:ascii="Times New Roman" w:eastAsia="Times New Roman" w:hAnsi="Times New Roman" w:cs="Times New Roman"/>
+          <w:kern w:val="0"/>
+          <w14:ligatures w14:val="none"/>
+        </w:rPr>
+        <w:t xml:space="preserve"> is integrated for real-time video capture, facial landmark detection, and region extraction. TensorFlow’s support for pretrained models also enables future transfer learning to boost performance.</w:t>
       </w:r>
     </w:p>
     <w:p>
       <w:pPr>
-        <w:numPr>
-          <w:ilvl w:val="0"/>
-          <w:numId w:val="1"/>
-        </w:numPr>
-        <w:spacing w:before="100" w:beforeAutospacing="1" w:after="100" w:afterAutospacing="1" w:line="240" w:lineRule="auto"/>
-        <w:rPr>
-          <w:rFonts w:ascii="Times New Roman" w:eastAsia="Times New Roman" w:hAnsi="Times New Roman" w:cs="Times New Roman"/>
-          <w:kern w:val="0"/>
-          <w14:ligatures w14:val="none"/>
-        </w:rPr>
-      </w:pPr>
-      <w:r>
-        <w:rPr>
-          <w:rFonts w:ascii="Times New Roman" w:eastAsia="Times New Roman" w:hAnsi="Times New Roman" w:cs="Times New Roman"/>
-          <w:kern w:val="0"/>
-          <w14:ligatures w14:val="none"/>
-        </w:rPr>
-        <w:t>Adjusting the final dense layers to handle multi-class output</w:t>
-      </w:r>
+        <w:spacing w:after="0" w:line="240" w:lineRule="auto"/>
+        <w:rPr>
+          <w:rFonts w:ascii="Times New Roman" w:eastAsia="Times New Roman" w:hAnsi="Times New Roman" w:cs="Times New Roman"/>
+          <w:kern w:val="0"/>
+          <w14:ligatures w14:val="none"/>
+        </w:rPr>
+      </w:pPr>
     </w:p>
     <w:p>
       <w:pPr>
-        <w:numPr>
-          <w:ilvl w:val="0"/>
-          <w:numId w:val="1"/>
-        </w:numPr>
+        <w:spacing w:after="0" w:line="240" w:lineRule="auto"/>
+        <w:rPr>
+          <w:rFonts w:ascii="Times New Roman" w:eastAsia="Times New Roman" w:hAnsi="Times New Roman" w:cs="Times New Roman"/>
+          <w:kern w:val="0"/>
+          <w14:ligatures w14:val="none"/>
+        </w:rPr>
+      </w:pPr>
+      <w:r>
+        <w:rPr>
+          <w:rFonts w:ascii="Times New Roman" w:eastAsia="Times New Roman" w:hAnsi="Times New Roman" w:cs="Times New Roman"/>
+          <w:noProof/>
+          <w:kern w:val="0"/>
+        </w:rPr>
+        <w:pict w14:anchorId="5F3B6640">
+          <v:rect id="_x0000_i1027" alt="" style="width:468pt;height:.05pt;mso-width-percent:0;mso-height-percent:0;mso-width-percent:0;mso-height-percent:0" o:hralign="center" o:hrstd="t" o:hr="t" fillcolor="#a0a0a0" stroked="f"/>
+        </w:pict>
+      </w:r>
+    </w:p>
+    <w:p>
+      <w:pPr>
         <w:spacing w:before="100" w:beforeAutospacing="1" w:after="100" w:afterAutospacing="1" w:line="240" w:lineRule="auto"/>
-        <w:rPr>
-          <w:rFonts w:ascii="Times New Roman" w:eastAsia="Times New Roman" w:hAnsi="Times New Roman" w:cs="Times New Roman"/>
-          <w:kern w:val="0"/>
-          <w14:ligatures w14:val="none"/>
-        </w:rPr>
-      </w:pPr>
-      <w:r>
-        <w:rPr>
-          <w:rFonts w:ascii="Times New Roman" w:eastAsia="Times New Roman" w:hAnsi="Times New Roman" w:cs="Times New Roman"/>
-          <w:kern w:val="0"/>
-          <w14:ligatures w14:val="none"/>
-        </w:rPr>
-        <w:t xml:space="preserve">Integrating </w:t>
-      </w:r>
-      <w:r>
+        <w:outlineLvl w:val="2"/>
         <w:rPr>
           <w:rFonts w:ascii="Times New Roman" w:eastAsia="Times New Roman" w:hAnsi="Times New Roman" w:cs="Times New Roman"/>
           <w:b/>
           <w:bCs/>
           <w:kern w:val="0"/>
-          <w14:ligatures w14:val="none"/>
-        </w:rPr>
-        <w:t>skip connections</w:t>
-      </w:r>
-      <w:r>
-        <w:rPr>
-          <w:rFonts w:ascii="Times New Roman" w:eastAsia="Times New Roman" w:hAnsi="Times New Roman" w:cs="Times New Roman"/>
-          <w:kern w:val="0"/>
-          <w14:ligatures w14:val="none"/>
-        </w:rPr>
-        <w:t xml:space="preserve"> and </w:t>
-      </w:r>
+          <w:sz w:val="27"/>
+          <w:szCs w:val="27"/>
+          <w14:ligatures w14:val="none"/>
+        </w:rPr>
+      </w:pPr>
       <w:r>
         <w:rPr>
           <w:rFonts w:ascii="Times New Roman" w:eastAsia="Times New Roman" w:hAnsi="Times New Roman" w:cs="Times New Roman"/>
           <w:b/>
           <w:bCs/>
           <w:kern w:val="0"/>
-          <w14:ligatures w14:val="none"/>
-        </w:rPr>
-        <w:t>multi-scale feature extraction</w:t>
-      </w:r>
-      <w:r>
-        <w:rPr>
-          <w:rFonts w:ascii="Times New Roman" w:eastAsia="Times New Roman" w:hAnsi="Times New Roman" w:cs="Times New Roman"/>
-          <w:kern w:val="0"/>
-          <w14:ligatures w14:val="none"/>
-        </w:rPr>
-        <w:t xml:space="preserve"> techniques</w:t>
-      </w:r>
-    </w:p>
-    <w:p>
-      <w:pPr>
-        <w:numPr>
-          <w:ilvl w:val="0"/>
-          <w:numId w:val="1"/>
-        </w:numPr>
-        <w:spacing w:before="100" w:beforeAutospacing="1" w:after="100" w:afterAutospacing="1" w:line="240" w:lineRule="auto"/>
-        <w:rPr>
-          <w:rFonts w:ascii="Times New Roman" w:eastAsia="Times New Roman" w:hAnsi="Times New Roman" w:cs="Times New Roman"/>
-          <w:kern w:val="0"/>
-          <w14:ligatures w14:val="none"/>
-        </w:rPr>
-      </w:pPr>
-      <w:r>
-        <w:rPr>
-          <w:rFonts w:ascii="Times New Roman" w:eastAsia="Times New Roman" w:hAnsi="Times New Roman" w:cs="Times New Roman"/>
-          <w:kern w:val="0"/>
-          <w14:ligatures w14:val="none"/>
-        </w:rPr>
-        <w:t xml:space="preserve">Applying </w:t>
-      </w:r>
-      <w:r>
-        <w:rPr>
-          <w:rFonts w:ascii="Times New Roman" w:eastAsia="Times New Roman" w:hAnsi="Times New Roman" w:cs="Times New Roman"/>
-          <w:b/>
-          <w:bCs/>
-          <w:kern w:val="0"/>
-          <w14:ligatures w14:val="none"/>
-        </w:rPr>
-        <w:t>regularization</w:t>
-      </w:r>
-      <w:r>
-        <w:rPr>
-          <w:rFonts w:ascii="Times New Roman" w:eastAsia="Times New Roman" w:hAnsi="Times New Roman" w:cs="Times New Roman"/>
-          <w:kern w:val="0"/>
-          <w14:ligatures w14:val="none"/>
-        </w:rPr>
-        <w:t xml:space="preserve"> strategies and </w:t>
-      </w:r>
-      <w:r>
-        <w:rPr>
-          <w:rFonts w:ascii="Times New Roman" w:eastAsia="Times New Roman" w:hAnsi="Times New Roman" w:cs="Times New Roman"/>
-          <w:b/>
-          <w:bCs/>
-          <w:kern w:val="0"/>
-          <w14:ligatures w14:val="none"/>
-        </w:rPr>
-        <w:t>dropout</w:t>
-      </w:r>
-      <w:r>
-        <w:rPr>
-          <w:rFonts w:ascii="Times New Roman" w:eastAsia="Times New Roman" w:hAnsi="Times New Roman" w:cs="Times New Roman"/>
-          <w:kern w:val="0"/>
-          <w14:ligatures w14:val="none"/>
-        </w:rPr>
-        <w:t xml:space="preserve"> to reduce overfitting</w:t>
-      </w:r>
-    </w:p>
-    <w:p>
-      <w:pPr>
-        <w:spacing w:before="100" w:beforeAutospacing="1" w:after="100" w:afterAutospacing="1" w:line="240" w:lineRule="auto"/>
-        <w:rPr>
-          <w:rFonts w:ascii="Times New Roman" w:eastAsia="Times New Roman" w:hAnsi="Times New Roman" w:cs="Times New Roman"/>
-          <w:kern w:val="0"/>
-          <w14:ligatures w14:val="none"/>
-        </w:rPr>
-      </w:pPr>
-      <w:r>
-        <w:rPr>
-          <w:rFonts w:ascii="Times New Roman" w:eastAsia="Times New Roman" w:hAnsi="Times New Roman" w:cs="Times New Roman"/>
-          <w:kern w:val="0"/>
-          <w14:ligatures w14:val="none"/>
-        </w:rPr>
-        <w:t>This semi-custom approach builds on a proven architecture while adapting it to the problem-specific nuances of urban scenes.</w:t>
-      </w:r>
-    </w:p>
-    <w:p>
-      <w:pPr>
-        <w:spacing w:after="0" w:line="240" w:lineRule="auto"/>
-        <w:rPr>
-          <w:rFonts w:ascii="Times New Roman" w:eastAsia="Times New Roman" w:hAnsi="Times New Roman" w:cs="Times New Roman"/>
-          <w:kern w:val="0"/>
-          <w14:ligatures w14:val="none"/>
-        </w:rPr>
-      </w:pPr>
-      <w:r>
-        <w:rPr>
-          <w:rFonts w:ascii="Times New Roman" w:eastAsia="Times New Roman" w:hAnsi="Times New Roman" w:cs="Times New Roman"/>
-          <w:noProof/>
-          <w:kern w:val="0"/>
-        </w:rPr>
-        <w:pict w14:anchorId="72526D63">
-          <v:rect id="_x0000_i1029" alt="" style="width:468pt;height:.05pt;mso-width-percent:0;mso-height-percent:0;mso-width-percent:0;mso-height-percent:0" o:hralign="center" o:hrstd="t" o:hr="t" fillcolor="#a0a0a0" stroked="f"/>
-        </w:pict>
-      </w:r>
-    </w:p>
-    <w:p>
-      <w:pPr>
-        <w:spacing w:before="100" w:beforeAutospacing="1" w:after="100" w:afterAutospacing="1" w:line="240" w:lineRule="auto"/>
-        <w:outlineLvl w:val="2"/>
-        <w:rPr>
-          <w:rFonts w:ascii="Times New Roman" w:eastAsia="Times New Roman" w:hAnsi="Times New Roman" w:cs="Times New Roman"/>
-          <w:b/>
-          <w:bCs/>
-          <w:kern w:val="0"/>
           <w:sz w:val="27"/>
           <w:szCs w:val="27"/>
           <w14:ligatures w14:val="none"/>
         </w:rPr>
-      </w:pPr>
-      <w:r>
-        <w:rPr>
-          <w:rFonts w:ascii="Times New Roman" w:eastAsia="Times New Roman" w:hAnsi="Times New Roman" w:cs="Times New Roman"/>
-          <w:b/>
-          <w:bCs/>
-          <w:kern w:val="0"/>
-          <w:sz w:val="27"/>
-          <w:szCs w:val="27"/>
-          <w14:ligatures w14:val="none"/>
-        </w:rPr>
-        <w:lastRenderedPageBreak/>
-        <w:t>Implementation Framework</w:t>
-      </w:r>
-    </w:p>
-    <w:p>
-      <w:pPr>
-        <w:spacing w:before="100" w:beforeAutospacing="1" w:after="100" w:afterAutospacing="1" w:line="240" w:lineRule="auto"/>
-        <w:rPr>
-          <w:rFonts w:ascii="Times New Roman" w:eastAsia="Times New Roman" w:hAnsi="Times New Roman" w:cs="Times New Roman"/>
-          <w:kern w:val="0"/>
-          <w14:ligatures w14:val="none"/>
-        </w:rPr>
-      </w:pPr>
-      <w:r>
-        <w:rPr>
-          <w:rFonts w:ascii="Times New Roman" w:eastAsia="Times New Roman" w:hAnsi="Times New Roman" w:cs="Times New Roman"/>
-          <w:kern w:val="0"/>
-          <w14:ligatures w14:val="none"/>
-        </w:rPr>
-        <w:t xml:space="preserve">The model will be implemented using </w:t>
-      </w:r>
-      <w:r>
-        <w:rPr>
-          <w:rFonts w:ascii="Times New Roman" w:eastAsia="Times New Roman" w:hAnsi="Times New Roman" w:cs="Times New Roman"/>
-          <w:b/>
-          <w:bCs/>
-          <w:kern w:val="0"/>
-          <w14:ligatures w14:val="none"/>
-        </w:rPr>
-        <w:t xml:space="preserve">TensorFlow 2.x with the </w:t>
-      </w:r>
-      <w:proofErr w:type="spellStart"/>
-      <w:r>
-        <w:rPr>
-          <w:rFonts w:ascii="Times New Roman" w:eastAsia="Times New Roman" w:hAnsi="Times New Roman" w:cs="Times New Roman"/>
-          <w:b/>
-          <w:bCs/>
-          <w:kern w:val="0"/>
-          <w14:ligatures w14:val="none"/>
-        </w:rPr>
-        <w:t>Keras</w:t>
-      </w:r>
-      <w:proofErr w:type="spellEnd"/>
-      <w:r>
-        <w:rPr>
-          <w:rFonts w:ascii="Times New Roman" w:eastAsia="Times New Roman" w:hAnsi="Times New Roman" w:cs="Times New Roman"/>
-          <w:b/>
-          <w:bCs/>
-          <w:kern w:val="0"/>
-          <w14:ligatures w14:val="none"/>
-        </w:rPr>
-        <w:t xml:space="preserve"> API</w:t>
-      </w:r>
-      <w:r>
-        <w:rPr>
-          <w:rFonts w:ascii="Times New Roman" w:eastAsia="Times New Roman" w:hAnsi="Times New Roman" w:cs="Times New Roman"/>
-          <w:kern w:val="0"/>
-          <w14:ligatures w14:val="none"/>
-        </w:rPr>
-        <w:t xml:space="preserve">. TensorFlow provides scalability and production-readiness, while </w:t>
-      </w:r>
-      <w:proofErr w:type="spellStart"/>
-      <w:r>
-        <w:rPr>
-          <w:rFonts w:ascii="Times New Roman" w:eastAsia="Times New Roman" w:hAnsi="Times New Roman" w:cs="Times New Roman"/>
-          <w:kern w:val="0"/>
-          <w14:ligatures w14:val="none"/>
-        </w:rPr>
-        <w:t>Keras</w:t>
-      </w:r>
-      <w:proofErr w:type="spellEnd"/>
-      <w:r>
-        <w:rPr>
-          <w:rFonts w:ascii="Times New Roman" w:eastAsia="Times New Roman" w:hAnsi="Times New Roman" w:cs="Times New Roman"/>
-          <w:kern w:val="0"/>
-          <w14:ligatures w14:val="none"/>
-        </w:rPr>
-        <w:t xml:space="preserve"> simplifies rapid prototyping and experimentation. Additional tools such as </w:t>
-      </w:r>
-      <w:proofErr w:type="spellStart"/>
-      <w:r>
-        <w:rPr>
-          <w:rFonts w:ascii="Times New Roman" w:eastAsia="Times New Roman" w:hAnsi="Times New Roman" w:cs="Times New Roman"/>
-          <w:kern w:val="0"/>
-          <w14:ligatures w14:val="none"/>
-        </w:rPr>
-        <w:t>TensorBoard</w:t>
-      </w:r>
-      <w:proofErr w:type="spellEnd"/>
-      <w:r>
-        <w:rPr>
-          <w:rFonts w:ascii="Times New Roman" w:eastAsia="Times New Roman" w:hAnsi="Times New Roman" w:cs="Times New Roman"/>
-          <w:kern w:val="0"/>
-          <w14:ligatures w14:val="none"/>
-        </w:rPr>
-        <w:t xml:space="preserve"> and the </w:t>
-      </w:r>
-      <w:proofErr w:type="spellStart"/>
-      <w:r>
-        <w:rPr>
-          <w:rFonts w:ascii="Courier New" w:eastAsia="Times New Roman" w:hAnsi="Courier New" w:cs="Courier New"/>
-          <w:kern w:val="0"/>
-          <w:sz w:val="20"/>
-          <w:szCs w:val="20"/>
-          <w14:ligatures w14:val="none"/>
-        </w:rPr>
-        <w:t>tf.data</w:t>
-      </w:r>
-      <w:proofErr w:type="spellEnd"/>
-      <w:r>
-        <w:rPr>
-          <w:rFonts w:ascii="Times New Roman" w:eastAsia="Times New Roman" w:hAnsi="Times New Roman" w:cs="Times New Roman"/>
-          <w:kern w:val="0"/>
-          <w14:ligatures w14:val="none"/>
-        </w:rPr>
-        <w:t xml:space="preserve"> pipeline will support visualization and efficient data handling.</w:t>
-      </w:r>
-    </w:p>
-    <w:p>
-      <w:pPr>
-        <w:spacing w:after="0" w:line="240" w:lineRule="auto"/>
-        <w:rPr>
-          <w:rFonts w:ascii="Times New Roman" w:eastAsia="Times New Roman" w:hAnsi="Times New Roman" w:cs="Times New Roman"/>
-          <w:kern w:val="0"/>
-          <w14:ligatures w14:val="none"/>
-        </w:rPr>
-      </w:pPr>
-      <w:r>
-        <w:rPr>
-          <w:rFonts w:ascii="Times New Roman" w:eastAsia="Times New Roman" w:hAnsi="Times New Roman" w:cs="Times New Roman"/>
-          <w:noProof/>
-          <w:kern w:val="0"/>
-        </w:rPr>
-        <w:pict w14:anchorId="5F3B6640">
-          <v:rect id="_x0000_i1028" alt="" style="width:468pt;height:.05pt;mso-width-percent:0;mso-height-percent:0;mso-width-percent:0;mso-height-percent:0" o:hralign="center" o:hrstd="t" o:hr="t" fillcolor="#a0a0a0" stroked="f"/>
-        </w:pict>
-      </w:r>
-    </w:p>
-    <w:p>
-      <w:pPr>
-        <w:spacing w:before="100" w:beforeAutospacing="1" w:after="100" w:afterAutospacing="1" w:line="240" w:lineRule="auto"/>
-        <w:outlineLvl w:val="2"/>
-        <w:rPr>
-          <w:rFonts w:ascii="Times New Roman" w:eastAsia="Times New Roman" w:hAnsi="Times New Roman" w:cs="Times New Roman"/>
-          <w:b/>
-          <w:bCs/>
-          <w:kern w:val="0"/>
-          <w:sz w:val="27"/>
-          <w:szCs w:val="27"/>
-          <w14:ligatures w14:val="none"/>
-        </w:rPr>
-      </w:pPr>
-      <w:r>
-        <w:rPr>
-          <w:rFonts w:ascii="Times New Roman" w:eastAsia="Times New Roman" w:hAnsi="Times New Roman" w:cs="Times New Roman"/>
-          <w:b/>
-          <w:bCs/>
-          <w:kern w:val="0"/>
-          <w:sz w:val="27"/>
-          <w:szCs w:val="27"/>
-          <w14:ligatures w14:val="none"/>
-        </w:rPr>
         <w:t>Reference Materials and Background Sources</w:t>
-      </w:r>
-    </w:p>
-    <w:p>
-      <w:pPr>
-        <w:spacing w:before="100" w:beforeAutospacing="1" w:after="100" w:afterAutospacing="1" w:line="240" w:lineRule="auto"/>
-        <w:rPr>
-          <w:rFonts w:ascii="Times New Roman" w:eastAsia="Times New Roman" w:hAnsi="Times New Roman" w:cs="Times New Roman"/>
-          <w:kern w:val="0"/>
-          <w14:ligatures w14:val="none"/>
-        </w:rPr>
-      </w:pPr>
-      <w:r>
-        <w:rPr>
-          <w:rFonts w:ascii="Times New Roman" w:eastAsia="Times New Roman" w:hAnsi="Times New Roman" w:cs="Times New Roman"/>
-          <w:kern w:val="0"/>
-          <w14:ligatures w14:val="none"/>
-        </w:rPr>
-        <w:t>Key resources include:</w:t>
       </w:r>
     </w:p>
     <w:p>
@@ -1197,185 +1367,268 @@
           <w:kern w:val="0"/>
           <w14:ligatures w14:val="none"/>
         </w:rPr>
-        <w:t xml:space="preserve">He et al. (2016): </w:t>
-      </w:r>
-      <w:r>
-        <w:rPr>
-          <w:rFonts w:ascii="Times New Roman" w:eastAsia="Times New Roman" w:hAnsi="Times New Roman" w:cs="Times New Roman"/>
-          <w:i/>
-          <w:iCs/>
-          <w:kern w:val="0"/>
-          <w14:ligatures w14:val="none"/>
-        </w:rPr>
-        <w:t>"Deep Residual Learning for Image Recognition"</w:t>
-      </w:r>
+        <w:t>Driver Drowsiness Detection and Alert System</w:t>
+      </w:r>
+      <w:r>
+        <w:rPr>
+          <w:rFonts w:ascii="Times New Roman" w:eastAsia="Times New Roman" w:hAnsi="Times New Roman" w:cs="Times New Roman"/>
+          <w:kern w:val="0"/>
+          <w14:ligatures w14:val="none"/>
+        </w:rPr>
+        <w:br/>
+      </w:r>
+      <w:hyperlink r:id="rId7" w:history="1">
+        <w:r>
+          <w:rPr>
+            <w:rStyle w:val="Hyperlink"/>
+            <w:rFonts w:ascii="Times New Roman" w:eastAsia="Times New Roman" w:hAnsi="Times New Roman" w:cs="Times New Roman"/>
+            <w:kern w:val="0"/>
+            <w14:ligatures w14:val="none"/>
+          </w:rPr>
+          <w:t>https://www.researchgate.net/publication/353109539_</w:t>
+        </w:r>
+        <w:r>
+          <w:rPr>
+            <w:rStyle w:val="Hyperlink"/>
+            <w:rFonts w:ascii="Times New Roman" w:eastAsia="Times New Roman" w:hAnsi="Times New Roman" w:cs="Times New Roman"/>
+            <w:kern w:val="0"/>
+            <w14:ligatures w14:val="none"/>
+          </w:rPr>
+          <w:t>D</w:t>
+        </w:r>
+        <w:r>
+          <w:rPr>
+            <w:rStyle w:val="Hyperlink"/>
+            <w:rFonts w:ascii="Times New Roman" w:eastAsia="Times New Roman" w:hAnsi="Times New Roman" w:cs="Times New Roman"/>
+            <w:kern w:val="0"/>
+            <w14:ligatures w14:val="none"/>
+          </w:rPr>
+          <w:t>river_Drowsiness_Detection_and_Alert_System</w:t>
+        </w:r>
+      </w:hyperlink>
     </w:p>
     <w:p>
       <w:pPr>
-        <w:numPr>
-          <w:ilvl w:val="1"/>
-          <w:numId w:val="2"/>
-        </w:numPr>
-        <w:spacing w:before="100" w:beforeAutospacing="1" w:after="100" w:afterAutospacing="1" w:line="240" w:lineRule="auto"/>
-        <w:rPr>
-          <w:rFonts w:ascii="Times New Roman" w:eastAsia="Times New Roman" w:hAnsi="Times New Roman" w:cs="Times New Roman"/>
-          <w:kern w:val="0"/>
-          <w14:ligatures w14:val="none"/>
-        </w:rPr>
-      </w:pPr>
-      <w:r>
-        <w:rPr>
-          <w:rFonts w:ascii="Times New Roman" w:eastAsia="Times New Roman" w:hAnsi="Times New Roman" w:cs="Times New Roman"/>
-          <w:kern w:val="0"/>
-          <w14:ligatures w14:val="none"/>
-        </w:rPr>
-        <w:t xml:space="preserve">Cordts et al. (2016): </w:t>
-      </w:r>
-      <w:r>
-        <w:rPr>
-          <w:rFonts w:ascii="Times New Roman" w:eastAsia="Times New Roman" w:hAnsi="Times New Roman" w:cs="Times New Roman"/>
-          <w:i/>
-          <w:iCs/>
-          <w:kern w:val="0"/>
-          <w14:ligatures w14:val="none"/>
-        </w:rPr>
-        <w:t>"The Cityscapes Dataset for Semantic Urban Scene Understanding"</w:t>
+        <w:spacing w:after="0" w:line="240" w:lineRule="auto"/>
+        <w:rPr>
+          <w:rFonts w:ascii="Times New Roman" w:eastAsia="Times New Roman" w:hAnsi="Times New Roman" w:cs="Times New Roman"/>
+          <w:kern w:val="0"/>
+          <w14:ligatures w14:val="none"/>
+        </w:rPr>
+      </w:pPr>
+      <w:r>
+        <w:rPr>
+          <w:rFonts w:ascii="Times New Roman" w:eastAsia="Times New Roman" w:hAnsi="Times New Roman" w:cs="Times New Roman"/>
+          <w:noProof/>
+          <w:kern w:val="0"/>
+        </w:rPr>
+        <w:pict w14:anchorId="04CE85B0">
+          <v:rect id="_x0000_i1026" alt="" style="width:468pt;height:.05pt;mso-width-percent:0;mso-height-percent:0;mso-width-percent:0;mso-height-percent:0" o:hralign="center" o:hrstd="t" o:hr="t" fillcolor="#a0a0a0" stroked="f"/>
+        </w:pict>
       </w:r>
     </w:p>
     <w:p>
       <w:pPr>
-        <w:numPr>
-          <w:ilvl w:val="0"/>
-          <w:numId w:val="2"/>
-        </w:numPr>
         <w:spacing w:before="100" w:beforeAutospacing="1" w:after="100" w:afterAutospacing="1" w:line="240" w:lineRule="auto"/>
-        <w:rPr>
-          <w:rFonts w:ascii="Times New Roman" w:eastAsia="Times New Roman" w:hAnsi="Times New Roman" w:cs="Times New Roman"/>
-          <w:kern w:val="0"/>
-          <w14:ligatures w14:val="none"/>
-        </w:rPr>
-      </w:pPr>
-      <w:r>
+        <w:outlineLvl w:val="2"/>
         <w:rPr>
           <w:rFonts w:ascii="Times New Roman" w:eastAsia="Times New Roman" w:hAnsi="Times New Roman" w:cs="Times New Roman"/>
           <w:b/>
           <w:bCs/>
           <w:kern w:val="0"/>
-          <w14:ligatures w14:val="none"/>
-        </w:rPr>
-        <w:t>Books</w:t>
-      </w:r>
-      <w:r>
-        <w:rPr>
-          <w:rFonts w:ascii="Times New Roman" w:eastAsia="Times New Roman" w:hAnsi="Times New Roman" w:cs="Times New Roman"/>
-          <w:kern w:val="0"/>
-          <w14:ligatures w14:val="none"/>
-        </w:rPr>
-        <w:t>:</w:t>
+          <w:sz w:val="27"/>
+          <w:szCs w:val="27"/>
+          <w14:ligatures w14:val="none"/>
+        </w:rPr>
+      </w:pPr>
+      <w:r>
+        <w:rPr>
+          <w:rFonts w:ascii="Times New Roman" w:eastAsia="Times New Roman" w:hAnsi="Times New Roman" w:cs="Times New Roman"/>
+          <w:b/>
+          <w:bCs/>
+          <w:kern w:val="0"/>
+          <w:sz w:val="27"/>
+          <w:szCs w:val="27"/>
+          <w14:ligatures w14:val="none"/>
+        </w:rPr>
+        <w:t>Performance Evaluation Metrics</w:t>
       </w:r>
     </w:p>
     <w:p>
       <w:pPr>
-        <w:numPr>
-          <w:ilvl w:val="1"/>
-          <w:numId w:val="2"/>
-        </w:numPr>
-        <w:spacing w:before="100" w:beforeAutospacing="1" w:after="100" w:afterAutospacing="1" w:line="240" w:lineRule="auto"/>
-        <w:rPr>
-          <w:rFonts w:ascii="Times New Roman" w:eastAsia="Times New Roman" w:hAnsi="Times New Roman" w:cs="Times New Roman"/>
-          <w:kern w:val="0"/>
-          <w14:ligatures w14:val="none"/>
-        </w:rPr>
-      </w:pPr>
-      <w:r>
-        <w:rPr>
-          <w:rFonts w:ascii="Times New Roman" w:eastAsia="Times New Roman" w:hAnsi="Times New Roman" w:cs="Times New Roman"/>
-          <w:i/>
-          <w:iCs/>
-          <w:kern w:val="0"/>
-          <w14:ligatures w14:val="none"/>
-        </w:rPr>
-        <w:t>“Deep Learning with Python”</w:t>
-      </w:r>
-      <w:r>
-        <w:rPr>
-          <w:rFonts w:ascii="Times New Roman" w:eastAsia="Times New Roman" w:hAnsi="Times New Roman" w:cs="Times New Roman"/>
-          <w:kern w:val="0"/>
-          <w14:ligatures w14:val="none"/>
-        </w:rPr>
-        <w:t xml:space="preserve"> – François Chollet</w:t>
+        <w:spacing w:after="0" w:line="240" w:lineRule="auto"/>
+        <w:rPr>
+          <w:rFonts w:ascii="Times New Roman" w:eastAsia="Times New Roman" w:hAnsi="Times New Roman" w:cs="Times New Roman"/>
+          <w:kern w:val="0"/>
+          <w14:ligatures w14:val="none"/>
+        </w:rPr>
+      </w:pPr>
+      <w:r>
+        <w:rPr>
+          <w:rFonts w:ascii="Times New Roman" w:eastAsia="Times New Roman" w:hAnsi="Times New Roman" w:cs="Times New Roman"/>
+          <w:kern w:val="0"/>
+          <w14:ligatures w14:val="none"/>
+        </w:rPr>
+        <w:t xml:space="preserve">Model performance is evaluated using standard classification metrics including </w:t>
+      </w:r>
+      <w:r>
+        <w:rPr>
+          <w:rFonts w:ascii="Times New Roman" w:eastAsia="Times New Roman" w:hAnsi="Times New Roman" w:cs="Times New Roman"/>
+          <w:b/>
+          <w:bCs/>
+          <w:kern w:val="0"/>
+          <w14:ligatures w14:val="none"/>
+        </w:rPr>
+        <w:t>accuracy</w:t>
+      </w:r>
+      <w:r>
+        <w:rPr>
+          <w:rFonts w:ascii="Times New Roman" w:eastAsia="Times New Roman" w:hAnsi="Times New Roman" w:cs="Times New Roman"/>
+          <w:kern w:val="0"/>
+          <w14:ligatures w14:val="none"/>
+        </w:rPr>
+        <w:t xml:space="preserve">, </w:t>
+      </w:r>
+      <w:r>
+        <w:rPr>
+          <w:rFonts w:ascii="Times New Roman" w:eastAsia="Times New Roman" w:hAnsi="Times New Roman" w:cs="Times New Roman"/>
+          <w:b/>
+          <w:bCs/>
+          <w:kern w:val="0"/>
+          <w14:ligatures w14:val="none"/>
+        </w:rPr>
+        <w:t>precision</w:t>
+      </w:r>
+      <w:r>
+        <w:rPr>
+          <w:rFonts w:ascii="Times New Roman" w:eastAsia="Times New Roman" w:hAnsi="Times New Roman" w:cs="Times New Roman"/>
+          <w:kern w:val="0"/>
+          <w14:ligatures w14:val="none"/>
+        </w:rPr>
+        <w:t xml:space="preserve">, </w:t>
+      </w:r>
+      <w:r>
+        <w:rPr>
+          <w:rFonts w:ascii="Times New Roman" w:eastAsia="Times New Roman" w:hAnsi="Times New Roman" w:cs="Times New Roman"/>
+          <w:b/>
+          <w:bCs/>
+          <w:kern w:val="0"/>
+          <w14:ligatures w14:val="none"/>
+        </w:rPr>
+        <w:t>recall</w:t>
+      </w:r>
+      <w:r>
+        <w:rPr>
+          <w:rFonts w:ascii="Times New Roman" w:eastAsia="Times New Roman" w:hAnsi="Times New Roman" w:cs="Times New Roman"/>
+          <w:kern w:val="0"/>
+          <w14:ligatures w14:val="none"/>
+        </w:rPr>
+        <w:t xml:space="preserve">, and </w:t>
+      </w:r>
+      <w:r>
+        <w:rPr>
+          <w:rFonts w:ascii="Times New Roman" w:eastAsia="Times New Roman" w:hAnsi="Times New Roman" w:cs="Times New Roman"/>
+          <w:b/>
+          <w:bCs/>
+          <w:kern w:val="0"/>
+          <w14:ligatures w14:val="none"/>
+        </w:rPr>
+        <w:t>F1-score</w:t>
+      </w:r>
+      <w:r>
+        <w:rPr>
+          <w:rFonts w:ascii="Times New Roman" w:eastAsia="Times New Roman" w:hAnsi="Times New Roman" w:cs="Times New Roman"/>
+          <w:kern w:val="0"/>
+          <w14:ligatures w14:val="none"/>
+        </w:rPr>
+        <w:t xml:space="preserve">, with particular emphasis on F1-score due to potential class imbalance. During training, we monitor validation loss and metrics to prevent overfitting. </w:t>
+      </w:r>
+      <w:r>
+        <w:rPr>
+          <w:rFonts w:ascii="Times New Roman" w:eastAsia="Times New Roman" w:hAnsi="Times New Roman" w:cs="Times New Roman"/>
+          <w:kern w:val="0"/>
+          <w14:ligatures w14:val="none"/>
+        </w:rPr>
+        <w:br/>
       </w:r>
     </w:p>
     <w:p>
       <w:pPr>
-        <w:numPr>
-          <w:ilvl w:val="1"/>
-          <w:numId w:val="2"/>
-        </w:numPr>
-        <w:spacing w:before="100" w:beforeAutospacing="1" w:after="100" w:afterAutospacing="1" w:line="240" w:lineRule="auto"/>
-        <w:rPr>
-          <w:rFonts w:ascii="Times New Roman" w:eastAsia="Times New Roman" w:hAnsi="Times New Roman" w:cs="Times New Roman"/>
-          <w:kern w:val="0"/>
-          <w14:ligatures w14:val="none"/>
-        </w:rPr>
-      </w:pPr>
-      <w:r>
-        <w:rPr>
-          <w:rFonts w:ascii="Times New Roman" w:eastAsia="Times New Roman" w:hAnsi="Times New Roman" w:cs="Times New Roman"/>
-          <w:i/>
-          <w:iCs/>
-          <w:kern w:val="0"/>
-          <w14:ligatures w14:val="none"/>
-        </w:rPr>
-        <w:t>“Hands-On Computer Vision with TensorFlow 2”</w:t>
-      </w:r>
-      <w:r>
-        <w:rPr>
-          <w:rFonts w:ascii="Times New Roman" w:eastAsia="Times New Roman" w:hAnsi="Times New Roman" w:cs="Times New Roman"/>
-          <w:kern w:val="0"/>
-          <w14:ligatures w14:val="none"/>
-        </w:rPr>
-        <w:t xml:space="preserve"> – Planche &amp; Andres</w:t>
+        <w:spacing w:after="0" w:line="240" w:lineRule="auto"/>
+        <w:rPr>
+          <w:rFonts w:ascii="Times New Roman" w:eastAsia="Times New Roman" w:hAnsi="Times New Roman" w:cs="Times New Roman"/>
+          <w:kern w:val="0"/>
+          <w14:ligatures w14:val="none"/>
+        </w:rPr>
+      </w:pPr>
+      <w:r>
+        <w:rPr>
+          <w:rFonts w:ascii="Times New Roman" w:eastAsia="Times New Roman" w:hAnsi="Times New Roman" w:cs="Times New Roman"/>
+          <w:kern w:val="0"/>
+          <w14:ligatures w14:val="none"/>
+        </w:rPr>
+        <w:t>We also visualize confusion matrices and ROC curves to better understand classification behavior and identify areas for improvement. Future iterations may include temporal metrics or video-based sequence modeling to further enhance evaluation.</w:t>
       </w:r>
     </w:p>
     <w:p>
       <w:pPr>
-        <w:numPr>
-          <w:ilvl w:val="0"/>
-          <w:numId w:val="2"/>
-        </w:numPr>
+        <w:spacing w:after="0" w:line="240" w:lineRule="auto"/>
+        <w:rPr>
+          <w:rFonts w:ascii="Times New Roman" w:eastAsia="Times New Roman" w:hAnsi="Times New Roman" w:cs="Times New Roman"/>
+          <w:kern w:val="0"/>
+          <w14:ligatures w14:val="none"/>
+        </w:rPr>
+      </w:pPr>
+    </w:p>
+    <w:p>
+      <w:pPr>
+        <w:spacing w:after="0" w:line="240" w:lineRule="auto"/>
+        <w:rPr>
+          <w:rFonts w:ascii="Times New Roman" w:eastAsia="Times New Roman" w:hAnsi="Times New Roman" w:cs="Times New Roman"/>
+          <w:kern w:val="0"/>
+          <w14:ligatures w14:val="none"/>
+        </w:rPr>
+      </w:pPr>
+      <w:r>
+        <w:rPr>
+          <w:rFonts w:ascii="Times New Roman" w:eastAsia="Times New Roman" w:hAnsi="Times New Roman" w:cs="Times New Roman"/>
+          <w:noProof/>
+          <w:kern w:val="0"/>
+        </w:rPr>
+        <w:pict w14:anchorId="01EB5BA7">
+          <v:rect id="_x0000_i1025" alt="" style="width:468pt;height:.05pt;mso-width-percent:0;mso-height-percent:0;mso-width-percent:0;mso-height-percent:0" o:hralign="center" o:hrstd="t" o:hr="t" fillcolor="#a0a0a0" stroked="f"/>
+        </w:pict>
+      </w:r>
+    </w:p>
+    <w:p>
+      <w:pPr>
         <w:spacing w:before="100" w:beforeAutospacing="1" w:after="100" w:afterAutospacing="1" w:line="240" w:lineRule="auto"/>
-        <w:rPr>
-          <w:rFonts w:ascii="Times New Roman" w:eastAsia="Times New Roman" w:hAnsi="Times New Roman" w:cs="Times New Roman"/>
-          <w:kern w:val="0"/>
-          <w14:ligatures w14:val="none"/>
-        </w:rPr>
-      </w:pPr>
-      <w:r>
+        <w:outlineLvl w:val="2"/>
         <w:rPr>
           <w:rFonts w:ascii="Times New Roman" w:eastAsia="Times New Roman" w:hAnsi="Times New Roman" w:cs="Times New Roman"/>
           <w:b/>
           <w:bCs/>
           <w:kern w:val="0"/>
-          <w14:ligatures w14:val="none"/>
-        </w:rPr>
-        <w:t>Online Resources</w:t>
-      </w:r>
-      <w:r>
-        <w:rPr>
-          <w:rFonts w:ascii="Times New Roman" w:eastAsia="Times New Roman" w:hAnsi="Times New Roman" w:cs="Times New Roman"/>
-          <w:kern w:val="0"/>
-          <w14:ligatures w14:val="none"/>
-        </w:rPr>
-        <w:t>:</w:t>
+          <w:sz w:val="27"/>
+          <w:szCs w:val="27"/>
+          <w14:ligatures w14:val="none"/>
+        </w:rPr>
+      </w:pPr>
+      <w:r>
+        <w:rPr>
+          <w:rFonts w:ascii="Times New Roman" w:eastAsia="Times New Roman" w:hAnsi="Times New Roman" w:cs="Times New Roman"/>
+          <w:b/>
+          <w:bCs/>
+          <w:kern w:val="0"/>
+          <w:sz w:val="27"/>
+          <w:szCs w:val="27"/>
+          <w14:ligatures w14:val="none"/>
+        </w:rPr>
+        <w:t>Project Timeline</w:t>
       </w:r>
     </w:p>
     <w:p>
       <w:pPr>
-        <w:numPr>
-          <w:ilvl w:val="1"/>
-          <w:numId w:val="2"/>
-        </w:numPr>
         <w:spacing w:before="100" w:beforeAutospacing="1" w:after="100" w:afterAutospacing="1" w:line="240" w:lineRule="auto"/>
         <w:rPr>
           <w:rFonts w:ascii="Times New Roman" w:eastAsia="Times New Roman" w:hAnsi="Times New Roman" w:cs="Times New Roman"/>
@@ -1384,124 +1637,89 @@
         </w:rPr>
       </w:pPr>
       <w:r>
-        <w:rPr>
-          <w:rFonts w:ascii="Times New Roman" w:eastAsia="Times New Roman" w:hAnsi="Times New Roman" w:cs="Times New Roman"/>
-          <w:kern w:val="0"/>
-          <w14:ligatures w14:val="none"/>
-        </w:rPr>
-        <w:t>TensorFlow official documentation</w:t>
-      </w:r>
-    </w:p>
-    <w:p>
-      <w:pPr>
-        <w:numPr>
-          <w:ilvl w:val="1"/>
-          <w:numId w:val="2"/>
-        </w:numPr>
-        <w:spacing w:before="100" w:beforeAutospacing="1" w:after="100" w:afterAutospacing="1" w:line="240" w:lineRule="auto"/>
-        <w:rPr>
-          <w:rFonts w:ascii="Times New Roman" w:eastAsia="Times New Roman" w:hAnsi="Times New Roman" w:cs="Times New Roman"/>
-          <w:kern w:val="0"/>
-          <w14:ligatures w14:val="none"/>
-        </w:rPr>
-      </w:pPr>
-      <w:r>
-        <w:rPr>
-          <w:rFonts w:ascii="Times New Roman" w:eastAsia="Times New Roman" w:hAnsi="Times New Roman" w:cs="Times New Roman"/>
-          <w:kern w:val="0"/>
-          <w14:ligatures w14:val="none"/>
-        </w:rPr>
-        <w:t xml:space="preserve">Coursera’s </w:t>
-      </w:r>
-      <w:r>
-        <w:rPr>
-          <w:rFonts w:ascii="Times New Roman" w:eastAsia="Times New Roman" w:hAnsi="Times New Roman" w:cs="Times New Roman"/>
-          <w:i/>
-          <w:iCs/>
-          <w:kern w:val="0"/>
-          <w14:ligatures w14:val="none"/>
-        </w:rPr>
-        <w:t>Deep Learning Specialization</w:t>
-      </w:r>
-    </w:p>
-    <w:p>
-      <w:pPr>
-        <w:spacing w:after="0" w:line="240" w:lineRule="auto"/>
-        <w:rPr>
-          <w:rFonts w:ascii="Times New Roman" w:eastAsia="Times New Roman" w:hAnsi="Times New Roman" w:cs="Times New Roman"/>
-          <w:kern w:val="0"/>
-          <w14:ligatures w14:val="none"/>
-        </w:rPr>
-      </w:pPr>
-      <w:r>
-        <w:rPr>
-          <w:rFonts w:ascii="Times New Roman" w:eastAsia="Times New Roman" w:hAnsi="Times New Roman" w:cs="Times New Roman"/>
-          <w:noProof/>
-          <w:kern w:val="0"/>
-        </w:rPr>
-        <w:pict w14:anchorId="04CE85B0">
-          <v:rect id="_x0000_i1027" alt="" style="width:468pt;height:.05pt;mso-width-percent:0;mso-height-percent:0;mso-width-percent:0;mso-height-percent:0" o:hralign="center" o:hrstd="t" o:hr="t" fillcolor="#a0a0a0" stroked="f"/>
-        </w:pict>
-      </w:r>
-    </w:p>
-    <w:p>
-      <w:pPr>
-        <w:spacing w:before="100" w:beforeAutospacing="1" w:after="100" w:afterAutospacing="1" w:line="240" w:lineRule="auto"/>
-        <w:outlineLvl w:val="2"/>
         <w:rPr>
           <w:rFonts w:ascii="Times New Roman" w:eastAsia="Times New Roman" w:hAnsi="Times New Roman" w:cs="Times New Roman"/>
           <w:b/>
           <w:bCs/>
           <w:kern w:val="0"/>
-          <w:sz w:val="27"/>
-          <w:szCs w:val="27"/>
-          <w14:ligatures w14:val="none"/>
-        </w:rPr>
-      </w:pPr>
+          <w14:ligatures w14:val="none"/>
+        </w:rPr>
+        <w:t>Week 1:</w:t>
+      </w:r>
+      <w:r>
+        <w:rPr>
+          <w:rFonts w:ascii="Times New Roman" w:eastAsia="Times New Roman" w:hAnsi="Times New Roman" w:cs="Times New Roman"/>
+          <w:kern w:val="0"/>
+          <w14:ligatures w14:val="none"/>
+        </w:rPr>
+        <w:t xml:space="preserve"> Perform data</w:t>
+      </w:r>
+      <w:r>
+        <w:rPr>
+          <w:rFonts w:ascii="Times New Roman" w:eastAsia="Times New Roman" w:hAnsi="Times New Roman" w:cs="Times New Roman"/>
+          <w:kern w:val="0"/>
+          <w14:ligatures w14:val="none"/>
+        </w:rPr>
+        <w:t>,</w:t>
+      </w:r>
+      <w:r>
+        <w:rPr>
+          <w:rFonts w:ascii="Times New Roman" w:eastAsia="Times New Roman" w:hAnsi="Times New Roman" w:cs="Times New Roman"/>
+          <w:kern w:val="0"/>
+          <w14:ligatures w14:val="none"/>
+        </w:rPr>
+        <w:t xml:space="preserve"> image preprocessing, and train the initial CNN model for eye and mouth </w:t>
+      </w:r>
+      <w:r>
+        <w:rPr>
+          <w:rFonts w:ascii="Times New Roman" w:eastAsia="Times New Roman" w:hAnsi="Times New Roman" w:cs="Times New Roman"/>
+          <w:kern w:val="0"/>
+          <w14:ligatures w14:val="none"/>
+        </w:rPr>
+        <w:t xml:space="preserve">movement </w:t>
+      </w:r>
+      <w:r>
+        <w:rPr>
+          <w:rFonts w:ascii="Times New Roman" w:eastAsia="Times New Roman" w:hAnsi="Times New Roman" w:cs="Times New Roman"/>
+          <w:kern w:val="0"/>
+          <w14:ligatures w14:val="none"/>
+        </w:rPr>
+        <w:t>classification.</w:t>
+      </w:r>
+      <w:r>
+        <w:rPr>
+          <w:rFonts w:ascii="Times New Roman" w:eastAsia="Times New Roman" w:hAnsi="Times New Roman" w:cs="Times New Roman"/>
+          <w:kern w:val="0"/>
+          <w14:ligatures w14:val="none"/>
+        </w:rPr>
+        <w:br/>
+      </w:r>
       <w:r>
         <w:rPr>
           <w:rFonts w:ascii="Times New Roman" w:eastAsia="Times New Roman" w:hAnsi="Times New Roman" w:cs="Times New Roman"/>
           <w:b/>
           <w:bCs/>
           <w:kern w:val="0"/>
-          <w:sz w:val="27"/>
-          <w:szCs w:val="27"/>
-          <w14:ligatures w14:val="none"/>
-        </w:rPr>
-        <w:t>Performance Evaluation Metrics</w:t>
-      </w:r>
-    </w:p>
-    <w:p>
-      <w:pPr>
-        <w:spacing w:before="100" w:beforeAutospacing="1" w:after="100" w:afterAutospacing="1" w:line="240" w:lineRule="auto"/>
-        <w:rPr>
-          <w:rFonts w:ascii="Times New Roman" w:eastAsia="Times New Roman" w:hAnsi="Times New Roman" w:cs="Times New Roman"/>
-          <w:kern w:val="0"/>
-          <w14:ligatures w14:val="none"/>
-        </w:rPr>
-      </w:pPr>
-      <w:r>
-        <w:rPr>
-          <w:rFonts w:ascii="Times New Roman" w:eastAsia="Times New Roman" w:hAnsi="Times New Roman" w:cs="Times New Roman"/>
-          <w:kern w:val="0"/>
-          <w14:ligatures w14:val="none"/>
-        </w:rPr>
-        <w:t>Model performance will be evaluated using:</w:t>
-      </w:r>
-    </w:p>
-    <w:p>
-      <w:pPr>
-        <w:numPr>
-          <w:ilvl w:val="0"/>
-          <w:numId w:val="3"/>
-        </w:numPr>
-        <w:spacing w:before="100" w:beforeAutospacing="1" w:after="100" w:afterAutospacing="1" w:line="240" w:lineRule="auto"/>
-        <w:rPr>
-          <w:rFonts w:ascii="Times New Roman" w:eastAsia="Times New Roman" w:hAnsi="Times New Roman" w:cs="Times New Roman"/>
-          <w:kern w:val="0"/>
-          <w14:ligatures w14:val="none"/>
-        </w:rPr>
-      </w:pPr>
+          <w14:ligatures w14:val="none"/>
+        </w:rPr>
+        <w:t>Week 2:</w:t>
+      </w:r>
+      <w:r>
+        <w:rPr>
+          <w:rFonts w:ascii="Times New Roman" w:eastAsia="Times New Roman" w:hAnsi="Times New Roman" w:cs="Times New Roman"/>
+          <w:kern w:val="0"/>
+          <w14:ligatures w14:val="none"/>
+        </w:rPr>
+        <w:t xml:space="preserve"> Integrate OpenCV for real-time video capture, facial landmark detection, and model inference.</w:t>
+      </w:r>
+      <w:r>
+        <w:rPr>
+          <w:rFonts w:ascii="Times New Roman" w:eastAsia="Times New Roman" w:hAnsi="Times New Roman" w:cs="Times New Roman"/>
+          <w:kern w:val="0"/>
+          <w14:ligatures w14:val="none"/>
+        </w:rPr>
+        <w:br/>
+      </w:r>
       <w:r>
         <w:rPr>
           <w:rFonts w:ascii="Times New Roman" w:eastAsia="Times New Roman" w:hAnsi="Times New Roman" w:cs="Times New Roman"/>
@@ -1510,695 +1728,20 @@
           <w:kern w:val="0"/>
           <w14:ligatures w14:val="none"/>
         </w:rPr>
-        <w:t>Accuracy</w:t>
-      </w:r>
-      <w:r>
-        <w:rPr>
-          <w:rFonts w:ascii="Times New Roman" w:eastAsia="Times New Roman" w:hAnsi="Times New Roman" w:cs="Times New Roman"/>
-          <w:kern w:val="0"/>
-          <w14:ligatures w14:val="none"/>
-        </w:rPr>
-        <w:t xml:space="preserve"> and </w:t>
-      </w:r>
-      <w:proofErr w:type="gramStart"/>
-      <w:r>
-        <w:rPr>
-          <w:rFonts w:ascii="Times New Roman" w:eastAsia="Times New Roman" w:hAnsi="Times New Roman" w:cs="Times New Roman"/>
-          <w:b/>
-          <w:bCs/>
-          <w:kern w:val="0"/>
-          <w14:ligatures w14:val="none"/>
-        </w:rPr>
-        <w:t>Top-3</w:t>
-      </w:r>
-      <w:proofErr w:type="gramEnd"/>
-      <w:r>
-        <w:rPr>
-          <w:rFonts w:ascii="Times New Roman" w:eastAsia="Times New Roman" w:hAnsi="Times New Roman" w:cs="Times New Roman"/>
-          <w:b/>
-          <w:bCs/>
-          <w:kern w:val="0"/>
-          <w14:ligatures w14:val="none"/>
-        </w:rPr>
-        <w:t xml:space="preserve"> Accuracy</w:t>
+        <w:t>Week 3:</w:t>
+      </w:r>
+      <w:r>
+        <w:rPr>
+          <w:rFonts w:ascii="Times New Roman" w:eastAsia="Times New Roman" w:hAnsi="Times New Roman" w:cs="Times New Roman"/>
+          <w:kern w:val="0"/>
+          <w14:ligatures w14:val="none"/>
+        </w:rPr>
+        <w:t xml:space="preserve"> Optimize the model, evaluate performance, and complete deployment with real-time alert functionality.</w:t>
       </w:r>
     </w:p>
-    <w:p>
-      <w:pPr>
-        <w:numPr>
-          <w:ilvl w:val="0"/>
-          <w:numId w:val="3"/>
-        </w:numPr>
-        <w:spacing w:before="100" w:beforeAutospacing="1" w:after="100" w:afterAutospacing="1" w:line="240" w:lineRule="auto"/>
-        <w:rPr>
-          <w:rFonts w:ascii="Times New Roman" w:eastAsia="Times New Roman" w:hAnsi="Times New Roman" w:cs="Times New Roman"/>
-          <w:kern w:val="0"/>
-          <w14:ligatures w14:val="none"/>
-        </w:rPr>
-      </w:pPr>
-      <w:r>
-        <w:rPr>
-          <w:rFonts w:ascii="Times New Roman" w:eastAsia="Times New Roman" w:hAnsi="Times New Roman" w:cs="Times New Roman"/>
-          <w:b/>
-          <w:bCs/>
-          <w:kern w:val="0"/>
-          <w14:ligatures w14:val="none"/>
-        </w:rPr>
-        <w:t>Macro F1-Score</w:t>
-      </w:r>
-      <w:r>
-        <w:rPr>
-          <w:rFonts w:ascii="Times New Roman" w:eastAsia="Times New Roman" w:hAnsi="Times New Roman" w:cs="Times New Roman"/>
-          <w:kern w:val="0"/>
-          <w14:ligatures w14:val="none"/>
-        </w:rPr>
-        <w:t xml:space="preserve"> to handle class imbalance</w:t>
-      </w:r>
-    </w:p>
-    <w:p>
-      <w:pPr>
-        <w:numPr>
-          <w:ilvl w:val="0"/>
-          <w:numId w:val="3"/>
-        </w:numPr>
-        <w:spacing w:before="100" w:beforeAutospacing="1" w:after="100" w:afterAutospacing="1" w:line="240" w:lineRule="auto"/>
-        <w:rPr>
-          <w:rFonts w:ascii="Times New Roman" w:eastAsia="Times New Roman" w:hAnsi="Times New Roman" w:cs="Times New Roman"/>
-          <w:kern w:val="0"/>
-          <w14:ligatures w14:val="none"/>
-        </w:rPr>
-      </w:pPr>
-      <w:r>
-        <w:rPr>
-          <w:rFonts w:ascii="Times New Roman" w:eastAsia="Times New Roman" w:hAnsi="Times New Roman" w:cs="Times New Roman"/>
-          <w:b/>
-          <w:bCs/>
-          <w:kern w:val="0"/>
-          <w14:ligatures w14:val="none"/>
-        </w:rPr>
-        <w:t>Cohen’s Kappa</w:t>
-      </w:r>
-      <w:r>
-        <w:rPr>
-          <w:rFonts w:ascii="Times New Roman" w:eastAsia="Times New Roman" w:hAnsi="Times New Roman" w:cs="Times New Roman"/>
-          <w:kern w:val="0"/>
-          <w14:ligatures w14:val="none"/>
-        </w:rPr>
-        <w:t xml:space="preserve"> to measure inter-class agreement</w:t>
-      </w:r>
-    </w:p>
-    <w:p>
-      <w:pPr>
-        <w:numPr>
-          <w:ilvl w:val="0"/>
-          <w:numId w:val="3"/>
-        </w:numPr>
-        <w:spacing w:before="100" w:beforeAutospacing="1" w:after="100" w:afterAutospacing="1" w:line="240" w:lineRule="auto"/>
-        <w:rPr>
-          <w:rFonts w:ascii="Times New Roman" w:eastAsia="Times New Roman" w:hAnsi="Times New Roman" w:cs="Times New Roman"/>
-          <w:kern w:val="0"/>
-          <w14:ligatures w14:val="none"/>
-        </w:rPr>
-      </w:pPr>
-      <w:r>
-        <w:rPr>
-          <w:rFonts w:ascii="Times New Roman" w:eastAsia="Times New Roman" w:hAnsi="Times New Roman" w:cs="Times New Roman"/>
-          <w:b/>
-          <w:bCs/>
-          <w:kern w:val="0"/>
-          <w14:ligatures w14:val="none"/>
-        </w:rPr>
-        <w:t>Confusion Matrix</w:t>
-      </w:r>
-      <w:r>
-        <w:rPr>
-          <w:rFonts w:ascii="Times New Roman" w:eastAsia="Times New Roman" w:hAnsi="Times New Roman" w:cs="Times New Roman"/>
-          <w:kern w:val="0"/>
-          <w14:ligatures w14:val="none"/>
-        </w:rPr>
-        <w:t xml:space="preserve"> for error analysis across classes</w:t>
-      </w:r>
-    </w:p>
-    <w:p>
-      <w:pPr>
-        <w:spacing w:before="100" w:beforeAutospacing="1" w:after="100" w:afterAutospacing="1" w:line="240" w:lineRule="auto"/>
-        <w:rPr>
-          <w:rFonts w:ascii="Times New Roman" w:eastAsia="Times New Roman" w:hAnsi="Times New Roman" w:cs="Times New Roman"/>
-          <w:kern w:val="0"/>
-          <w14:ligatures w14:val="none"/>
-        </w:rPr>
-      </w:pPr>
-      <w:r>
-        <w:rPr>
-          <w:rFonts w:ascii="Times New Roman" w:eastAsia="Times New Roman" w:hAnsi="Times New Roman" w:cs="Times New Roman"/>
-          <w:kern w:val="0"/>
-          <w14:ligatures w14:val="none"/>
-        </w:rPr>
-        <w:t xml:space="preserve">Performance will be monitored throughout training using </w:t>
-      </w:r>
-      <w:proofErr w:type="spellStart"/>
-      <w:r>
-        <w:rPr>
-          <w:rFonts w:ascii="Times New Roman" w:eastAsia="Times New Roman" w:hAnsi="Times New Roman" w:cs="Times New Roman"/>
-          <w:b/>
-          <w:bCs/>
-          <w:kern w:val="0"/>
-          <w14:ligatures w14:val="none"/>
-        </w:rPr>
-        <w:t>TensorBoard</w:t>
-      </w:r>
-      <w:proofErr w:type="spellEnd"/>
-      <w:r>
-        <w:rPr>
-          <w:rFonts w:ascii="Times New Roman" w:eastAsia="Times New Roman" w:hAnsi="Times New Roman" w:cs="Times New Roman"/>
-          <w:kern w:val="0"/>
-          <w14:ligatures w14:val="none"/>
-        </w:rPr>
-        <w:t>.</w:t>
-      </w:r>
-    </w:p>
-    <w:p>
-      <w:pPr>
-        <w:spacing w:after="0" w:line="240" w:lineRule="auto"/>
-        <w:rPr>
-          <w:rFonts w:ascii="Times New Roman" w:eastAsia="Times New Roman" w:hAnsi="Times New Roman" w:cs="Times New Roman"/>
-          <w:kern w:val="0"/>
-          <w14:ligatures w14:val="none"/>
-        </w:rPr>
-      </w:pPr>
-      <w:r>
-        <w:rPr>
-          <w:rFonts w:ascii="Times New Roman" w:eastAsia="Times New Roman" w:hAnsi="Times New Roman" w:cs="Times New Roman"/>
-          <w:noProof/>
-          <w:kern w:val="0"/>
-        </w:rPr>
-        <w:pict w14:anchorId="01EB5BA7">
-          <v:rect id="_x0000_i1026" alt="" style="width:468pt;height:.05pt;mso-width-percent:0;mso-height-percent:0;mso-width-percent:0;mso-height-percent:0" o:hralign="center" o:hrstd="t" o:hr="t" fillcolor="#a0a0a0" stroked="f"/>
-        </w:pict>
-      </w:r>
-    </w:p>
-    <w:p>
-      <w:pPr>
-        <w:spacing w:before="100" w:beforeAutospacing="1" w:after="100" w:afterAutospacing="1" w:line="240" w:lineRule="auto"/>
-        <w:outlineLvl w:val="2"/>
-        <w:rPr>
-          <w:rFonts w:ascii="Times New Roman" w:eastAsia="Times New Roman" w:hAnsi="Times New Roman" w:cs="Times New Roman"/>
-          <w:b/>
-          <w:bCs/>
-          <w:kern w:val="0"/>
-          <w:sz w:val="27"/>
-          <w:szCs w:val="27"/>
-          <w14:ligatures w14:val="none"/>
-        </w:rPr>
-      </w:pPr>
-      <w:r>
-        <w:rPr>
-          <w:rFonts w:ascii="Times New Roman" w:eastAsia="Times New Roman" w:hAnsi="Times New Roman" w:cs="Times New Roman"/>
-          <w:b/>
-          <w:bCs/>
-          <w:kern w:val="0"/>
-          <w:sz w:val="27"/>
-          <w:szCs w:val="27"/>
-          <w14:ligatures w14:val="none"/>
-        </w:rPr>
-        <w:t>Project Timeline</w:t>
-      </w:r>
-    </w:p>
-    <w:tbl>
-      <w:tblPr>
-        <w:tblW w:w="0" w:type="auto"/>
-        <w:tblCellSpacing w:w="15" w:type="dxa"/>
-        <w:tblCellMar>
-          <w:top w:w="15" w:type="dxa"/>
-          <w:left w:w="15" w:type="dxa"/>
-          <w:bottom w:w="15" w:type="dxa"/>
-          <w:right w:w="15" w:type="dxa"/>
-        </w:tblCellMar>
-        <w:tblLook w:val="04A0" w:firstRow="1" w:lastRow="0" w:firstColumn="1" w:lastColumn="0" w:noHBand="0" w:noVBand="1"/>
-      </w:tblPr>
-      <w:tblGrid>
-        <w:gridCol w:w="815"/>
-        <w:gridCol w:w="5261"/>
-      </w:tblGrid>
-      <w:tr>
-        <w:trPr>
-          <w:tblHeader/>
-          <w:tblCellSpacing w:w="15" w:type="dxa"/>
-        </w:trPr>
-        <w:tc>
-          <w:tcPr>
-            <w:tcW w:w="0" w:type="auto"/>
-            <w:vAlign w:val="center"/>
-            <w:hideMark/>
-          </w:tcPr>
-          <w:p>
-            <w:pPr>
-              <w:spacing w:after="0" w:line="240" w:lineRule="auto"/>
-              <w:jc w:val="center"/>
-              <w:rPr>
-                <w:rFonts w:ascii="Times New Roman" w:eastAsia="Times New Roman" w:hAnsi="Times New Roman" w:cs="Times New Roman"/>
-                <w:b/>
-                <w:bCs/>
-                <w:kern w:val="0"/>
-                <w14:ligatures w14:val="none"/>
-              </w:rPr>
-            </w:pPr>
-            <w:r>
-              <w:rPr>
-                <w:rFonts w:ascii="Times New Roman" w:eastAsia="Times New Roman" w:hAnsi="Times New Roman" w:cs="Times New Roman"/>
-                <w:b/>
-                <w:bCs/>
-                <w:kern w:val="0"/>
-                <w14:ligatures w14:val="none"/>
-              </w:rPr>
-              <w:t>Week</w:t>
-            </w:r>
-          </w:p>
-        </w:tc>
-        <w:tc>
-          <w:tcPr>
-            <w:tcW w:w="0" w:type="auto"/>
-            <w:vAlign w:val="center"/>
-            <w:hideMark/>
-          </w:tcPr>
-          <w:p>
-            <w:pPr>
-              <w:spacing w:after="0" w:line="240" w:lineRule="auto"/>
-              <w:jc w:val="center"/>
-              <w:rPr>
-                <w:rFonts w:ascii="Times New Roman" w:eastAsia="Times New Roman" w:hAnsi="Times New Roman" w:cs="Times New Roman"/>
-                <w:b/>
-                <w:bCs/>
-                <w:kern w:val="0"/>
-                <w14:ligatures w14:val="none"/>
-              </w:rPr>
-            </w:pPr>
-            <w:r>
-              <w:rPr>
-                <w:rFonts w:ascii="Times New Roman" w:eastAsia="Times New Roman" w:hAnsi="Times New Roman" w:cs="Times New Roman"/>
-                <w:b/>
-                <w:bCs/>
-                <w:kern w:val="0"/>
-                <w14:ligatures w14:val="none"/>
-              </w:rPr>
-              <w:t>Milestone</w:t>
-            </w:r>
-          </w:p>
-        </w:tc>
-      </w:tr>
-      <w:tr>
-        <w:trPr>
-          <w:tblCellSpacing w:w="15" w:type="dxa"/>
-        </w:trPr>
-        <w:tc>
-          <w:tcPr>
-            <w:tcW w:w="0" w:type="auto"/>
-            <w:vAlign w:val="center"/>
-            <w:hideMark/>
-          </w:tcPr>
-          <w:p>
-            <w:pPr>
-              <w:spacing w:after="0" w:line="240" w:lineRule="auto"/>
-              <w:rPr>
-                <w:rFonts w:ascii="Times New Roman" w:eastAsia="Times New Roman" w:hAnsi="Times New Roman" w:cs="Times New Roman"/>
-                <w:kern w:val="0"/>
-                <w14:ligatures w14:val="none"/>
-              </w:rPr>
-            </w:pPr>
-            <w:r>
-              <w:rPr>
-                <w:rFonts w:ascii="Times New Roman" w:eastAsia="Times New Roman" w:hAnsi="Times New Roman" w:cs="Times New Roman"/>
-                <w:kern w:val="0"/>
-                <w14:ligatures w14:val="none"/>
-              </w:rPr>
-              <w:t>Week 1</w:t>
-            </w:r>
-          </w:p>
-        </w:tc>
-        <w:tc>
-          <w:tcPr>
-            <w:tcW w:w="0" w:type="auto"/>
-            <w:vAlign w:val="center"/>
-            <w:hideMark/>
-          </w:tcPr>
-          <w:p>
-            <w:pPr>
-              <w:spacing w:after="0" w:line="240" w:lineRule="auto"/>
-              <w:rPr>
-                <w:rFonts w:ascii="Times New Roman" w:eastAsia="Times New Roman" w:hAnsi="Times New Roman" w:cs="Times New Roman"/>
-                <w:kern w:val="0"/>
-                <w14:ligatures w14:val="none"/>
-              </w:rPr>
-            </w:pPr>
-            <w:r>
-              <w:rPr>
-                <w:rFonts w:ascii="Times New Roman" w:eastAsia="Times New Roman" w:hAnsi="Times New Roman" w:cs="Times New Roman"/>
-                <w:kern w:val="0"/>
-                <w14:ligatures w14:val="none"/>
-              </w:rPr>
-              <w:t>Define problem scope and collect datasets</w:t>
-            </w:r>
-          </w:p>
-        </w:tc>
-      </w:tr>
-      <w:tr>
-        <w:trPr>
-          <w:tblCellSpacing w:w="15" w:type="dxa"/>
-        </w:trPr>
-        <w:tc>
-          <w:tcPr>
-            <w:tcW w:w="0" w:type="auto"/>
-            <w:vAlign w:val="center"/>
-            <w:hideMark/>
-          </w:tcPr>
-          <w:p>
-            <w:pPr>
-              <w:spacing w:after="0" w:line="240" w:lineRule="auto"/>
-              <w:rPr>
-                <w:rFonts w:ascii="Times New Roman" w:eastAsia="Times New Roman" w:hAnsi="Times New Roman" w:cs="Times New Roman"/>
-                <w:kern w:val="0"/>
-                <w14:ligatures w14:val="none"/>
-              </w:rPr>
-            </w:pPr>
-            <w:r>
-              <w:rPr>
-                <w:rFonts w:ascii="Times New Roman" w:eastAsia="Times New Roman" w:hAnsi="Times New Roman" w:cs="Times New Roman"/>
-                <w:kern w:val="0"/>
-                <w14:ligatures w14:val="none"/>
-              </w:rPr>
-              <w:t>Week 2</w:t>
-            </w:r>
-          </w:p>
-        </w:tc>
-        <w:tc>
-          <w:tcPr>
-            <w:tcW w:w="0" w:type="auto"/>
-            <w:vAlign w:val="center"/>
-            <w:hideMark/>
-          </w:tcPr>
-          <w:p>
-            <w:pPr>
-              <w:spacing w:after="0" w:line="240" w:lineRule="auto"/>
-              <w:rPr>
-                <w:rFonts w:ascii="Times New Roman" w:eastAsia="Times New Roman" w:hAnsi="Times New Roman" w:cs="Times New Roman"/>
-                <w:kern w:val="0"/>
-                <w14:ligatures w14:val="none"/>
-              </w:rPr>
-            </w:pPr>
-            <w:r>
-              <w:rPr>
-                <w:rFonts w:ascii="Times New Roman" w:eastAsia="Times New Roman" w:hAnsi="Times New Roman" w:cs="Times New Roman"/>
-                <w:kern w:val="0"/>
-                <w14:ligatures w14:val="none"/>
-              </w:rPr>
-              <w:t>Preprocess data and perform exploratory analysis</w:t>
-            </w:r>
-          </w:p>
-        </w:tc>
-      </w:tr>
-      <w:tr>
-        <w:trPr>
-          <w:tblCellSpacing w:w="15" w:type="dxa"/>
-        </w:trPr>
-        <w:tc>
-          <w:tcPr>
-            <w:tcW w:w="0" w:type="auto"/>
-            <w:vAlign w:val="center"/>
-            <w:hideMark/>
-          </w:tcPr>
-          <w:p>
-            <w:pPr>
-              <w:spacing w:after="0" w:line="240" w:lineRule="auto"/>
-              <w:rPr>
-                <w:rFonts w:ascii="Times New Roman" w:eastAsia="Times New Roman" w:hAnsi="Times New Roman" w:cs="Times New Roman"/>
-                <w:kern w:val="0"/>
-                <w14:ligatures w14:val="none"/>
-              </w:rPr>
-            </w:pPr>
-            <w:r>
-              <w:rPr>
-                <w:rFonts w:ascii="Times New Roman" w:eastAsia="Times New Roman" w:hAnsi="Times New Roman" w:cs="Times New Roman"/>
-                <w:kern w:val="0"/>
-                <w14:ligatures w14:val="none"/>
-              </w:rPr>
-              <w:t>Week 3</w:t>
-            </w:r>
-          </w:p>
-        </w:tc>
-        <w:tc>
-          <w:tcPr>
-            <w:tcW w:w="0" w:type="auto"/>
-            <w:vAlign w:val="center"/>
-            <w:hideMark/>
-          </w:tcPr>
-          <w:p>
-            <w:pPr>
-              <w:spacing w:after="0" w:line="240" w:lineRule="auto"/>
-              <w:rPr>
-                <w:rFonts w:ascii="Times New Roman" w:eastAsia="Times New Roman" w:hAnsi="Times New Roman" w:cs="Times New Roman"/>
-                <w:kern w:val="0"/>
-                <w14:ligatures w14:val="none"/>
-              </w:rPr>
-            </w:pPr>
-            <w:r>
-              <w:rPr>
-                <w:rFonts w:ascii="Times New Roman" w:eastAsia="Times New Roman" w:hAnsi="Times New Roman" w:cs="Times New Roman"/>
-                <w:kern w:val="0"/>
-                <w14:ligatures w14:val="none"/>
-              </w:rPr>
-              <w:t xml:space="preserve">Train baseline </w:t>
-            </w:r>
-            <w:proofErr w:type="spellStart"/>
-            <w:r>
-              <w:rPr>
-                <w:rFonts w:ascii="Times New Roman" w:eastAsia="Times New Roman" w:hAnsi="Times New Roman" w:cs="Times New Roman"/>
-                <w:kern w:val="0"/>
-                <w14:ligatures w14:val="none"/>
-              </w:rPr>
-              <w:t>ResNet</w:t>
-            </w:r>
-            <w:proofErr w:type="spellEnd"/>
-            <w:r>
-              <w:rPr>
-                <w:rFonts w:ascii="Times New Roman" w:eastAsia="Times New Roman" w:hAnsi="Times New Roman" w:cs="Times New Roman"/>
-                <w:kern w:val="0"/>
-                <w14:ligatures w14:val="none"/>
-              </w:rPr>
-              <w:t xml:space="preserve"> model</w:t>
-            </w:r>
-          </w:p>
-        </w:tc>
-      </w:tr>
-      <w:tr>
-        <w:trPr>
-          <w:tblCellSpacing w:w="15" w:type="dxa"/>
-        </w:trPr>
-        <w:tc>
-          <w:tcPr>
-            <w:tcW w:w="0" w:type="auto"/>
-            <w:vAlign w:val="center"/>
-            <w:hideMark/>
-          </w:tcPr>
-          <w:p>
-            <w:pPr>
-              <w:spacing w:after="0" w:line="240" w:lineRule="auto"/>
-              <w:rPr>
-                <w:rFonts w:ascii="Times New Roman" w:eastAsia="Times New Roman" w:hAnsi="Times New Roman" w:cs="Times New Roman"/>
-                <w:kern w:val="0"/>
-                <w14:ligatures w14:val="none"/>
-              </w:rPr>
-            </w:pPr>
-            <w:r>
-              <w:rPr>
-                <w:rFonts w:ascii="Times New Roman" w:eastAsia="Times New Roman" w:hAnsi="Times New Roman" w:cs="Times New Roman"/>
-                <w:kern w:val="0"/>
-                <w14:ligatures w14:val="none"/>
-              </w:rPr>
-              <w:t>Week 4</w:t>
-            </w:r>
-          </w:p>
-        </w:tc>
-        <w:tc>
-          <w:tcPr>
-            <w:tcW w:w="0" w:type="auto"/>
-            <w:vAlign w:val="center"/>
-            <w:hideMark/>
-          </w:tcPr>
-          <w:p>
-            <w:pPr>
-              <w:spacing w:after="0" w:line="240" w:lineRule="auto"/>
-              <w:rPr>
-                <w:rFonts w:ascii="Times New Roman" w:eastAsia="Times New Roman" w:hAnsi="Times New Roman" w:cs="Times New Roman"/>
-                <w:kern w:val="0"/>
-                <w14:ligatures w14:val="none"/>
-              </w:rPr>
-            </w:pPr>
-            <w:r>
-              <w:rPr>
-                <w:rFonts w:ascii="Times New Roman" w:eastAsia="Times New Roman" w:hAnsi="Times New Roman" w:cs="Times New Roman"/>
-                <w:kern w:val="0"/>
-                <w14:ligatures w14:val="none"/>
-              </w:rPr>
-              <w:t>Customize architecture and apply augmentation</w:t>
-            </w:r>
-          </w:p>
-        </w:tc>
-      </w:tr>
-      <w:tr>
-        <w:trPr>
-          <w:tblCellSpacing w:w="15" w:type="dxa"/>
-        </w:trPr>
-        <w:tc>
-          <w:tcPr>
-            <w:tcW w:w="0" w:type="auto"/>
-            <w:vAlign w:val="center"/>
-            <w:hideMark/>
-          </w:tcPr>
-          <w:p>
-            <w:pPr>
-              <w:spacing w:after="0" w:line="240" w:lineRule="auto"/>
-              <w:rPr>
-                <w:rFonts w:ascii="Times New Roman" w:eastAsia="Times New Roman" w:hAnsi="Times New Roman" w:cs="Times New Roman"/>
-                <w:kern w:val="0"/>
-                <w14:ligatures w14:val="none"/>
-              </w:rPr>
-            </w:pPr>
-            <w:r>
-              <w:rPr>
-                <w:rFonts w:ascii="Times New Roman" w:eastAsia="Times New Roman" w:hAnsi="Times New Roman" w:cs="Times New Roman"/>
-                <w:kern w:val="0"/>
-                <w14:ligatures w14:val="none"/>
-              </w:rPr>
-              <w:t>Week 5</w:t>
-            </w:r>
-          </w:p>
-        </w:tc>
-        <w:tc>
-          <w:tcPr>
-            <w:tcW w:w="0" w:type="auto"/>
-            <w:vAlign w:val="center"/>
-            <w:hideMark/>
-          </w:tcPr>
-          <w:p>
-            <w:pPr>
-              <w:spacing w:after="0" w:line="240" w:lineRule="auto"/>
-              <w:rPr>
-                <w:rFonts w:ascii="Times New Roman" w:eastAsia="Times New Roman" w:hAnsi="Times New Roman" w:cs="Times New Roman"/>
-                <w:kern w:val="0"/>
-                <w14:ligatures w14:val="none"/>
-              </w:rPr>
-            </w:pPr>
-            <w:r>
-              <w:rPr>
-                <w:rFonts w:ascii="Times New Roman" w:eastAsia="Times New Roman" w:hAnsi="Times New Roman" w:cs="Times New Roman"/>
-                <w:kern w:val="0"/>
-                <w14:ligatures w14:val="none"/>
-              </w:rPr>
-              <w:t>Tune hyperparameters and optimize model</w:t>
-            </w:r>
-          </w:p>
-        </w:tc>
-      </w:tr>
-      <w:tr>
-        <w:trPr>
-          <w:tblCellSpacing w:w="15" w:type="dxa"/>
-        </w:trPr>
-        <w:tc>
-          <w:tcPr>
-            <w:tcW w:w="0" w:type="auto"/>
-            <w:vAlign w:val="center"/>
-            <w:hideMark/>
-          </w:tcPr>
-          <w:p>
-            <w:pPr>
-              <w:spacing w:after="0" w:line="240" w:lineRule="auto"/>
-              <w:rPr>
-                <w:rFonts w:ascii="Times New Roman" w:eastAsia="Times New Roman" w:hAnsi="Times New Roman" w:cs="Times New Roman"/>
-                <w:kern w:val="0"/>
-                <w14:ligatures w14:val="none"/>
-              </w:rPr>
-            </w:pPr>
-            <w:r>
-              <w:rPr>
-                <w:rFonts w:ascii="Times New Roman" w:eastAsia="Times New Roman" w:hAnsi="Times New Roman" w:cs="Times New Roman"/>
-                <w:kern w:val="0"/>
-                <w14:ligatures w14:val="none"/>
-              </w:rPr>
-              <w:t>Week 6</w:t>
-            </w:r>
-          </w:p>
-        </w:tc>
-        <w:tc>
-          <w:tcPr>
-            <w:tcW w:w="0" w:type="auto"/>
-            <w:vAlign w:val="center"/>
-            <w:hideMark/>
-          </w:tcPr>
-          <w:p>
-            <w:pPr>
-              <w:spacing w:after="0" w:line="240" w:lineRule="auto"/>
-              <w:rPr>
-                <w:rFonts w:ascii="Times New Roman" w:eastAsia="Times New Roman" w:hAnsi="Times New Roman" w:cs="Times New Roman"/>
-                <w:kern w:val="0"/>
-                <w14:ligatures w14:val="none"/>
-              </w:rPr>
-            </w:pPr>
-            <w:r>
-              <w:rPr>
-                <w:rFonts w:ascii="Times New Roman" w:eastAsia="Times New Roman" w:hAnsi="Times New Roman" w:cs="Times New Roman"/>
-                <w:kern w:val="0"/>
-                <w14:ligatures w14:val="none"/>
-              </w:rPr>
-              <w:t>Final evaluation, generate outputs, and compile report</w:t>
-            </w:r>
-          </w:p>
-        </w:tc>
-      </w:tr>
-    </w:tbl>
-    <w:p>
-      <w:pPr>
-        <w:spacing w:before="100" w:beforeAutospacing="1" w:after="100" w:afterAutospacing="1" w:line="240" w:lineRule="auto"/>
-        <w:rPr>
-          <w:rFonts w:ascii="Times New Roman" w:eastAsia="Times New Roman" w:hAnsi="Times New Roman" w:cs="Times New Roman"/>
-          <w:kern w:val="0"/>
-          <w14:ligatures w14:val="none"/>
-        </w:rPr>
-      </w:pPr>
-    </w:p>
-    <w:p>
-      <w:pPr>
-        <w:spacing w:after="0" w:line="240" w:lineRule="auto"/>
-        <w:rPr>
-          <w:rFonts w:ascii="Times New Roman" w:eastAsia="Times New Roman" w:hAnsi="Times New Roman" w:cs="Times New Roman"/>
-          <w:kern w:val="0"/>
-          <w14:ligatures w14:val="none"/>
-        </w:rPr>
-      </w:pPr>
-      <w:r>
-        <w:rPr>
-          <w:rFonts w:ascii="Times New Roman" w:eastAsia="Times New Roman" w:hAnsi="Times New Roman" w:cs="Times New Roman"/>
-          <w:noProof/>
-          <w:kern w:val="0"/>
-        </w:rPr>
-        <w:pict w14:anchorId="0DA65A97">
-          <v:rect id="_x0000_i1025" alt="" style="width:468pt;height:.05pt;mso-width-percent:0;mso-height-percent:0;mso-width-percent:0;mso-height-percent:0" o:hralign="center" o:hrstd="t" o:hr="t" fillcolor="#a0a0a0" stroked="f"/>
-        </w:pict>
-      </w:r>
-    </w:p>
-    <w:p>
-      <w:pPr>
-        <w:spacing w:before="100" w:beforeAutospacing="1" w:after="100" w:afterAutospacing="1" w:line="240" w:lineRule="auto"/>
-        <w:rPr>
-          <w:rFonts w:ascii="Times New Roman" w:eastAsia="Times New Roman" w:hAnsi="Times New Roman" w:cs="Times New Roman"/>
-          <w:kern w:val="0"/>
-          <w14:ligatures w14:val="none"/>
-        </w:rPr>
-      </w:pPr>
-    </w:p>
-    <w:p/>
     <w:sectPr>
       <w:pgSz w:w="12240" w:h="15840"/>
-      <w:pgMar w:top="792" w:right="900" w:bottom="963" w:left="990" w:header="720" w:footer="720" w:gutter="0"/>
+      <w:pgMar w:top="639" w:right="900" w:bottom="837" w:left="900" w:header="720" w:footer="720" w:gutter="0"/>
       <w:cols w:space="720"/>
       <w:docGrid w:linePitch="360"/>
     </w:sectPr>
@@ -2209,6 +1752,119 @@
 <file path=word/numbering.xml><?xml version="1.0" encoding="utf-8"?>
 <w:numbering xmlns:wpc="http://schemas.microsoft.com/office/word/2010/wordprocessingCanvas" xmlns:cx="http://schemas.microsoft.com/office/drawing/2014/chartex" xmlns:cx1="http://schemas.microsoft.com/office/drawing/2015/9/8/chartex" xmlns:cx2="http://schemas.microsoft.com/office/drawing/2015/10/21/chartex" xmlns:cx3="http://schemas.microsoft.com/office/drawing/2016/5/9/chartex" xmlns:cx4="http://schemas.microsoft.com/office/drawing/2016/5/10/chartex" xmlns:cx5="http://schemas.microsoft.com/office/drawing/2016/5/11/chartex" xmlns:cx6="http://schemas.microsoft.com/office/drawing/2016/5/12/chartex" xmlns:cx7="http://schemas.microsoft.com/office/drawing/2016/5/13/chartex" xmlns:cx8="http://schemas.microsoft.com/office/drawing/2016/5/14/chartex" xmlns:mc="http://schemas.openxmlformats.org/markup-compatibility/2006" xmlns:aink="http://schemas.microsoft.com/office/drawing/2016/ink" xmlns:am3d="http://schemas.microsoft.com/office/drawing/2017/model3d" xmlns:o="urn:schemas-microsoft-com:office:office" xmlns:oel="http://schemas.microsoft.com/office/2019/extlst" xmlns:r="http://schemas.openxmlformats.org/officeDocument/2006/relationships" xmlns:m="http://schemas.openxmlformats.org/officeDocument/2006/math" xmlns:v="urn:schemas-microsoft-com:vml" xmlns:wp14="http://schemas.microsoft.com/office/word/2010/wordprocessingDrawing" xmlns:wp="http://schemas.openxmlformats.org/drawingml/2006/wordprocessingDrawing" xmlns:w10="urn:schemas-microsoft-com:office:word" xmlns:w="http://schemas.openxmlformats.org/wordprocessingml/2006/main" xmlns:w14="http://schemas.microsoft.com/office/word/2010/wordml" xmlns:w15="http://schemas.microsoft.com/office/word/2012/wordml" xmlns:w16cex="http://schemas.microsoft.com/office/word/2018/wordml/cex" xmlns:w16cid="http://schemas.microsoft.com/office/word/2016/wordml/cid" xmlns:w16="http://schemas.microsoft.com/office/word/2018/wordml" xmlns:w16du="http://schemas.microsoft.com/office/word/2023/wordml/word16du" xmlns:w16sdtdh="http://schemas.microsoft.com/office/word/2020/wordml/sdtdatahash" xmlns:w16sdtfl="http://schemas.microsoft.com/office/word/2024/wordml/sdtformatlock" xmlns:w16se="http://schemas.microsoft.com/office/word/2015/wordml/symex" xmlns:wpg="http://schemas.microsoft.com/office/word/2010/wordprocessingGroup" xmlns:wpi="http://schemas.microsoft.com/office/word/2010/wordprocessingInk" xmlns:wne="http://schemas.microsoft.com/office/word/2006/wordml" xmlns:wps="http://schemas.microsoft.com/office/word/2010/wordprocessingShape" mc:Ignorable="w14 w15 w16se w16cid w16 w16cex w16sdtdh w16sdtfl w16du wp14">
   <w:abstractNum w:abstractNumId="0" w15:restartNumberingAfterBreak="0">
+    <w:nsid w:val="043056CB"/>
+    <w:multiLevelType w:val="multilevel"/>
+    <w:tmpl w:val="EB5A8CF4"/>
+    <w:lvl w:ilvl="0">
+      <w:start w:val="1"/>
+      <w:numFmt w:val="decimal"/>
+      <w:lvlText w:val="%1."/>
+      <w:lvlJc w:val="left"/>
+      <w:pPr>
+        <w:tabs>
+          <w:tab w:val="num" w:pos="720"/>
+        </w:tabs>
+        <w:ind w:left="720" w:hanging="360"/>
+      </w:pPr>
+    </w:lvl>
+    <w:lvl w:ilvl="1" w:tentative="1">
+      <w:start w:val="1"/>
+      <w:numFmt w:val="decimal"/>
+      <w:lvlText w:val="%2."/>
+      <w:lvlJc w:val="left"/>
+      <w:pPr>
+        <w:tabs>
+          <w:tab w:val="num" w:pos="1440"/>
+        </w:tabs>
+        <w:ind w:left="1440" w:hanging="360"/>
+      </w:pPr>
+    </w:lvl>
+    <w:lvl w:ilvl="2" w:tentative="1">
+      <w:start w:val="1"/>
+      <w:numFmt w:val="decimal"/>
+      <w:lvlText w:val="%3."/>
+      <w:lvlJc w:val="left"/>
+      <w:pPr>
+        <w:tabs>
+          <w:tab w:val="num" w:pos="2160"/>
+        </w:tabs>
+        <w:ind w:left="2160" w:hanging="360"/>
+      </w:pPr>
+    </w:lvl>
+    <w:lvl w:ilvl="3" w:tentative="1">
+      <w:start w:val="1"/>
+      <w:numFmt w:val="decimal"/>
+      <w:lvlText w:val="%4."/>
+      <w:lvlJc w:val="left"/>
+      <w:pPr>
+        <w:tabs>
+          <w:tab w:val="num" w:pos="2880"/>
+        </w:tabs>
+        <w:ind w:left="2880" w:hanging="360"/>
+      </w:pPr>
+    </w:lvl>
+    <w:lvl w:ilvl="4" w:tentative="1">
+      <w:start w:val="1"/>
+      <w:numFmt w:val="decimal"/>
+      <w:lvlText w:val="%5."/>
+      <w:lvlJc w:val="left"/>
+      <w:pPr>
+        <w:tabs>
+          <w:tab w:val="num" w:pos="3600"/>
+        </w:tabs>
+        <w:ind w:left="3600" w:hanging="360"/>
+      </w:pPr>
+    </w:lvl>
+    <w:lvl w:ilvl="5" w:tentative="1">
+      <w:start w:val="1"/>
+      <w:numFmt w:val="decimal"/>
+      <w:lvlText w:val="%6."/>
+      <w:lvlJc w:val="left"/>
+      <w:pPr>
+        <w:tabs>
+          <w:tab w:val="num" w:pos="4320"/>
+        </w:tabs>
+        <w:ind w:left="4320" w:hanging="360"/>
+      </w:pPr>
+    </w:lvl>
+    <w:lvl w:ilvl="6" w:tentative="1">
+      <w:start w:val="1"/>
+      <w:numFmt w:val="decimal"/>
+      <w:lvlText w:val="%7."/>
+      <w:lvlJc w:val="left"/>
+      <w:pPr>
+        <w:tabs>
+          <w:tab w:val="num" w:pos="5040"/>
+        </w:tabs>
+        <w:ind w:left="5040" w:hanging="360"/>
+      </w:pPr>
+    </w:lvl>
+    <w:lvl w:ilvl="7" w:tentative="1">
+      <w:start w:val="1"/>
+      <w:numFmt w:val="decimal"/>
+      <w:lvlText w:val="%8."/>
+      <w:lvlJc w:val="left"/>
+      <w:pPr>
+        <w:tabs>
+          <w:tab w:val="num" w:pos="5760"/>
+        </w:tabs>
+        <w:ind w:left="5760" w:hanging="360"/>
+      </w:pPr>
+    </w:lvl>
+    <w:lvl w:ilvl="8" w:tentative="1">
+      <w:start w:val="1"/>
+      <w:numFmt w:val="decimal"/>
+      <w:lvlText w:val="%9."/>
+      <w:lvlJc w:val="left"/>
+      <w:pPr>
+        <w:tabs>
+          <w:tab w:val="num" w:pos="6480"/>
+        </w:tabs>
+        <w:ind w:left="6480" w:hanging="360"/>
+      </w:pPr>
+    </w:lvl>
+  </w:abstractNum>
+  <w:abstractNum w:abstractNumId="1" w15:restartNumberingAfterBreak="0">
     <w:nsid w:val="2E967606"/>
     <w:multiLevelType w:val="multilevel"/>
     <w:tmpl w:val="102CE702"/>
@@ -2357,7 +2013,120 @@
       </w:rPr>
     </w:lvl>
   </w:abstractNum>
-  <w:abstractNum w:abstractNumId="1" w15:restartNumberingAfterBreak="0">
+  <w:abstractNum w:abstractNumId="2" w15:restartNumberingAfterBreak="0">
+    <w:nsid w:val="32F65095"/>
+    <w:multiLevelType w:val="multilevel"/>
+    <w:tmpl w:val="43904744"/>
+    <w:lvl w:ilvl="0">
+      <w:start w:val="1"/>
+      <w:numFmt w:val="decimal"/>
+      <w:lvlText w:val="%1."/>
+      <w:lvlJc w:val="left"/>
+      <w:pPr>
+        <w:tabs>
+          <w:tab w:val="num" w:pos="720"/>
+        </w:tabs>
+        <w:ind w:left="720" w:hanging="360"/>
+      </w:pPr>
+    </w:lvl>
+    <w:lvl w:ilvl="1" w:tentative="1">
+      <w:start w:val="1"/>
+      <w:numFmt w:val="decimal"/>
+      <w:lvlText w:val="%2."/>
+      <w:lvlJc w:val="left"/>
+      <w:pPr>
+        <w:tabs>
+          <w:tab w:val="num" w:pos="1440"/>
+        </w:tabs>
+        <w:ind w:left="1440" w:hanging="360"/>
+      </w:pPr>
+    </w:lvl>
+    <w:lvl w:ilvl="2" w:tentative="1">
+      <w:start w:val="1"/>
+      <w:numFmt w:val="decimal"/>
+      <w:lvlText w:val="%3."/>
+      <w:lvlJc w:val="left"/>
+      <w:pPr>
+        <w:tabs>
+          <w:tab w:val="num" w:pos="2160"/>
+        </w:tabs>
+        <w:ind w:left="2160" w:hanging="360"/>
+      </w:pPr>
+    </w:lvl>
+    <w:lvl w:ilvl="3" w:tentative="1">
+      <w:start w:val="1"/>
+      <w:numFmt w:val="decimal"/>
+      <w:lvlText w:val="%4."/>
+      <w:lvlJc w:val="left"/>
+      <w:pPr>
+        <w:tabs>
+          <w:tab w:val="num" w:pos="2880"/>
+        </w:tabs>
+        <w:ind w:left="2880" w:hanging="360"/>
+      </w:pPr>
+    </w:lvl>
+    <w:lvl w:ilvl="4" w:tentative="1">
+      <w:start w:val="1"/>
+      <w:numFmt w:val="decimal"/>
+      <w:lvlText w:val="%5."/>
+      <w:lvlJc w:val="left"/>
+      <w:pPr>
+        <w:tabs>
+          <w:tab w:val="num" w:pos="3600"/>
+        </w:tabs>
+        <w:ind w:left="3600" w:hanging="360"/>
+      </w:pPr>
+    </w:lvl>
+    <w:lvl w:ilvl="5" w:tentative="1">
+      <w:start w:val="1"/>
+      <w:numFmt w:val="decimal"/>
+      <w:lvlText w:val="%6."/>
+      <w:lvlJc w:val="left"/>
+      <w:pPr>
+        <w:tabs>
+          <w:tab w:val="num" w:pos="4320"/>
+        </w:tabs>
+        <w:ind w:left="4320" w:hanging="360"/>
+      </w:pPr>
+    </w:lvl>
+    <w:lvl w:ilvl="6" w:tentative="1">
+      <w:start w:val="1"/>
+      <w:numFmt w:val="decimal"/>
+      <w:lvlText w:val="%7."/>
+      <w:lvlJc w:val="left"/>
+      <w:pPr>
+        <w:tabs>
+          <w:tab w:val="num" w:pos="5040"/>
+        </w:tabs>
+        <w:ind w:left="5040" w:hanging="360"/>
+      </w:pPr>
+    </w:lvl>
+    <w:lvl w:ilvl="7" w:tentative="1">
+      <w:start w:val="1"/>
+      <w:numFmt w:val="decimal"/>
+      <w:lvlText w:val="%8."/>
+      <w:lvlJc w:val="left"/>
+      <w:pPr>
+        <w:tabs>
+          <w:tab w:val="num" w:pos="5760"/>
+        </w:tabs>
+        <w:ind w:left="5760" w:hanging="360"/>
+      </w:pPr>
+    </w:lvl>
+    <w:lvl w:ilvl="8" w:tentative="1">
+      <w:start w:val="1"/>
+      <w:numFmt w:val="decimal"/>
+      <w:lvlText w:val="%9."/>
+      <w:lvlJc w:val="left"/>
+      <w:pPr>
+        <w:tabs>
+          <w:tab w:val="num" w:pos="6480"/>
+        </w:tabs>
+        <w:ind w:left="6480" w:hanging="360"/>
+      </w:pPr>
+    </w:lvl>
+  </w:abstractNum>
+  <w:abstractNum w:abstractNumId="3" w15:restartNumberingAfterBreak="0">
     <w:nsid w:val="63143039"/>
     <w:multiLevelType w:val="multilevel"/>
     <w:tmpl w:val="6BBA5224"/>
@@ -2506,7 +2275,7 @@
       </w:rPr>
     </w:lvl>
   </w:abstractNum>
-  <w:abstractNum w:abstractNumId="2" w15:restartNumberingAfterBreak="0">
+  <w:abstractNum w:abstractNumId="4" w15:restartNumberingAfterBreak="0">
     <w:nsid w:val="66FA58EC"/>
     <w:multiLevelType w:val="multilevel"/>
     <w:tmpl w:val="2E001AAA"/>
@@ -2656,13 +2425,19 @@
     </w:lvl>
   </w:abstractNum>
   <w:num w:numId="1" w16cid:durableId="382607317">
-    <w:abstractNumId w:val="2"/>
+    <w:abstractNumId w:val="4"/>
   </w:num>
   <w:num w:numId="2" w16cid:durableId="1366563769">
+    <w:abstractNumId w:val="3"/>
+  </w:num>
+  <w:num w:numId="3" w16cid:durableId="1749956567">
     <w:abstractNumId w:val="1"/>
   </w:num>
-  <w:num w:numId="3" w16cid:durableId="1749956567">
+  <w:num w:numId="4" w16cid:durableId="2145730887">
     <w:abstractNumId w:val="0"/>
+  </w:num>
+  <w:num w:numId="5" w16cid:durableId="913200414">
+    <w:abstractNumId w:val="2"/>
   </w:num>
 </w:numbering>
 </file>
@@ -3269,7 +3044,6 @@
   <w:style w:type="character" w:default="1" w:styleId="DefaultParagraphFont">
     <w:name w:val="Default Paragraph Font"/>
     <w:uiPriority w:val="1"/>
-    <w:semiHidden/>
     <w:unhideWhenUsed/>
   </w:style>
   <w:style w:type="table" w:default="1" w:styleId="TableNormal">
@@ -3695,6 +3469,41 @@
     <w:rPr>
       <w:i/>
       <w:iCs/>
+    </w:rPr>
+  </w:style>
+  <w:style w:type="character" w:styleId="Hyperlink">
+    <w:name w:val="Hyperlink"/>
+    <w:basedOn w:val="DefaultParagraphFont"/>
+    <w:uiPriority w:val="99"/>
+    <w:unhideWhenUsed/>
+    <w:rsid w:val="003E2DF8"/>
+    <w:rPr>
+      <w:color w:val="467886" w:themeColor="hyperlink"/>
+      <w:u w:val="single"/>
+    </w:rPr>
+  </w:style>
+  <w:style w:type="character" w:styleId="UnresolvedMention">
+    <w:name w:val="Unresolved Mention"/>
+    <w:basedOn w:val="DefaultParagraphFont"/>
+    <w:uiPriority w:val="99"/>
+    <w:semiHidden/>
+    <w:unhideWhenUsed/>
+    <w:rsid w:val="003E2DF8"/>
+    <w:rPr>
+      <w:color w:val="605E5C"/>
+      <w:shd w:val="clear" w:color="auto" w:fill="E1DFDD"/>
+    </w:rPr>
+  </w:style>
+  <w:style w:type="character" w:styleId="FollowedHyperlink">
+    <w:name w:val="FollowedHyperlink"/>
+    <w:basedOn w:val="DefaultParagraphFont"/>
+    <w:uiPriority w:val="99"/>
+    <w:semiHidden/>
+    <w:unhideWhenUsed/>
+    <w:rsid w:val="003E2DF8"/>
+    <w:rPr>
+      <w:color w:val="96607D" w:themeColor="followedHyperlink"/>
+      <w:u w:val="single"/>
     </w:rPr>
   </w:style>
 </w:styles>
